--- a/TS Jatai Ghanam Project/TS 1.8/TS 1.8 Jatai Sanskrit Corrections.docx
+++ b/TS Jatai Ghanam Project/TS 1.8/TS 1.8 Jatai Sanskrit Corrections.docx
@@ -1237,6 +1237,475 @@
               <w:spacing w:before="0" w:line="240" w:lineRule="auto"/>
               <w:rPr>
                 <w:rFonts w:cs="BRH Malayalam Extra"/>
+                <w:szCs w:val="40"/>
+              </w:rPr>
+            </w:pPr>
+          </w:p>
+        </w:tc>
+      </w:tr>
+      <w:tr>
+        <w:trPr>
+          <w:trHeight w:val="1338"/>
+        </w:trPr>
+        <w:tc>
+          <w:tcPr>
+            <w:tcW w:w="7379" w:type="dxa"/>
+          </w:tcPr>
+          <w:p>
+            <w:pPr>
+              <w:widowControl w:val="0"/>
+              <w:autoSpaceDE w:val="0"/>
+              <w:autoSpaceDN w:val="0"/>
+              <w:adjustRightInd w:val="0"/>
+              <w:spacing w:line="240" w:lineRule="auto"/>
+              <w:rPr>
+                <w:rFonts w:ascii="BRH Devanagari Extra" w:hAnsi="BRH Devanagari Extra" w:cs="BRH Devanagari Extra"/>
+                <w:color w:val="000000"/>
+                <w:sz w:val="32"/>
+                <w:szCs w:val="40"/>
+              </w:rPr>
+            </w:pPr>
+            <w:r>
+              <w:rPr>
+                <w:rFonts w:cs="BRH Devanagari Extra"/>
+                <w:color w:val="000000"/>
+                <w:szCs w:val="40"/>
+              </w:rPr>
+              <w:t>22</w:t>
+            </w:r>
+            <w:r>
+              <w:rPr>
+                <w:rFonts w:ascii="BRH Devanagari Extra" w:hAnsi="BRH Devanagari Extra" w:cs="BRH Devanagari Extra"/>
+                <w:color w:val="000000"/>
+                <w:sz w:val="32"/>
+                <w:szCs w:val="40"/>
+              </w:rPr>
+              <w:t>)</w:t>
+            </w:r>
+            <w:r>
+              <w:rPr>
+                <w:rFonts w:ascii="BRH Devanagari Extra" w:hAnsi="BRH Devanagari Extra" w:cs="BRH Devanagari Extra"/>
+                <w:color w:val="000000"/>
+                <w:sz w:val="32"/>
+                <w:szCs w:val="40"/>
+              </w:rPr>
+              <w:tab/>
+            </w:r>
+            <w:r>
+              <w:rPr>
+                <w:rFonts w:cs="BRH Devanagari Extra"/>
+                <w:color w:val="000000"/>
+                <w:szCs w:val="40"/>
+              </w:rPr>
+              <w:t>1</w:t>
+            </w:r>
+            <w:r>
+              <w:rPr>
+                <w:rFonts w:ascii="BRH Devanagari Extra" w:hAnsi="BRH Devanagari Extra" w:cs="BRH Devanagari Extra"/>
+                <w:color w:val="000000"/>
+                <w:sz w:val="32"/>
+                <w:szCs w:val="40"/>
+              </w:rPr>
+              <w:t>.</w:t>
+            </w:r>
+            <w:r>
+              <w:rPr>
+                <w:rFonts w:cs="BRH Devanagari Extra"/>
+                <w:color w:val="000000"/>
+                <w:szCs w:val="40"/>
+              </w:rPr>
+              <w:t>8</w:t>
+            </w:r>
+            <w:r>
+              <w:rPr>
+                <w:rFonts w:ascii="BRH Devanagari Extra" w:hAnsi="BRH Devanagari Extra" w:cs="BRH Devanagari Extra"/>
+                <w:color w:val="000000"/>
+                <w:sz w:val="32"/>
+                <w:szCs w:val="40"/>
+              </w:rPr>
+              <w:t>.</w:t>
+            </w:r>
+            <w:r>
+              <w:rPr>
+                <w:rFonts w:cs="BRH Devanagari Extra"/>
+                <w:color w:val="000000"/>
+                <w:szCs w:val="40"/>
+              </w:rPr>
+              <w:t>3</w:t>
+            </w:r>
+            <w:r>
+              <w:rPr>
+                <w:rFonts w:ascii="BRH Devanagari Extra" w:hAnsi="BRH Devanagari Extra" w:cs="BRH Devanagari Extra"/>
+                <w:color w:val="000000"/>
+                <w:sz w:val="32"/>
+                <w:szCs w:val="40"/>
+              </w:rPr>
+              <w:t>.</w:t>
+            </w:r>
+            <w:r>
+              <w:rPr>
+                <w:rFonts w:cs="BRH Devanagari Extra"/>
+                <w:color w:val="000000"/>
+                <w:szCs w:val="40"/>
+              </w:rPr>
+              <w:t>1</w:t>
+            </w:r>
+            <w:r>
+              <w:rPr>
+                <w:rFonts w:ascii="BRH Devanagari Extra" w:hAnsi="BRH Devanagari Extra" w:cs="BRH Devanagari Extra"/>
+                <w:color w:val="000000"/>
+                <w:sz w:val="32"/>
+                <w:szCs w:val="40"/>
+              </w:rPr>
+              <w:t>(</w:t>
+            </w:r>
+            <w:r>
+              <w:rPr>
+                <w:rFonts w:cs="BRH Devanagari Extra"/>
+                <w:color w:val="000000"/>
+                <w:szCs w:val="40"/>
+              </w:rPr>
+              <w:t>16</w:t>
+            </w:r>
+            <w:r>
+              <w:rPr>
+                <w:rFonts w:ascii="BRH Devanagari Extra" w:hAnsi="BRH Devanagari Extra" w:cs="BRH Devanagari Extra"/>
+                <w:color w:val="000000"/>
+                <w:sz w:val="32"/>
+                <w:szCs w:val="40"/>
+              </w:rPr>
+              <w:t>)-  xÉÑ | lÉ</w:t>
+            </w:r>
+            <w:r>
+              <w:rPr>
+                <w:rFonts w:ascii="BRH Malayalam Extra" w:hAnsi="BRH Malayalam Extra" w:cs="BRH Devanagari Extra"/>
+                <w:color w:val="000000"/>
+                <w:szCs w:val="40"/>
+              </w:rPr>
+              <w:t>–</w:t>
+            </w:r>
+            <w:r>
+              <w:rPr>
+                <w:rFonts w:ascii="BRH Devanagari Extra" w:hAnsi="BRH Devanagari Extra" w:cs="BRH Devanagari Extra"/>
+                <w:color w:val="000000"/>
+                <w:sz w:val="32"/>
+                <w:szCs w:val="40"/>
+              </w:rPr>
+              <w:t xml:space="preserve">È | </w:t>
+            </w:r>
+          </w:p>
+          <w:p>
+            <w:pPr>
+              <w:widowControl w:val="0"/>
+              <w:autoSpaceDE w:val="0"/>
+              <w:autoSpaceDN w:val="0"/>
+              <w:adjustRightInd w:val="0"/>
+              <w:spacing w:line="240" w:lineRule="auto"/>
+              <w:rPr>
+                <w:rFonts w:ascii="BRH Devanagari Extra" w:hAnsi="BRH Devanagari Extra" w:cs="BRH Devanagari Extra"/>
+                <w:color w:val="000000"/>
+                <w:sz w:val="32"/>
+                <w:szCs w:val="40"/>
+              </w:rPr>
+            </w:pPr>
+            <w:r>
+              <w:rPr>
+                <w:rFonts w:ascii="BRH Devanagari Extra" w:hAnsi="BRH Devanagari Extra" w:cs="BRH Devanagari Extra"/>
+                <w:color w:val="000000"/>
+                <w:sz w:val="32"/>
+                <w:szCs w:val="40"/>
+                <w:highlight w:val="yellow"/>
+              </w:rPr>
+              <w:t>xÉÑ</w:t>
+            </w:r>
+            <w:r>
+              <w:rPr>
+                <w:rFonts w:ascii="BRH Devanagari Extra" w:hAnsi="BRH Devanagari Extra" w:cs="BRH Devanagari Extra"/>
+                <w:color w:val="000000"/>
+                <w:sz w:val="32"/>
+                <w:szCs w:val="40"/>
+              </w:rPr>
+              <w:t xml:space="preserve"> lÉÉåþ lÉ</w:t>
+            </w:r>
+            <w:r>
+              <w:rPr>
+                <w:rFonts w:ascii="BRH Malayalam Extra" w:hAnsi="BRH Malayalam Extra" w:cs="BRH Devanagari Extra"/>
+                <w:color w:val="000000"/>
+                <w:szCs w:val="40"/>
+              </w:rPr>
+              <w:t>–</w:t>
+            </w:r>
+            <w:r>
+              <w:rPr>
+                <w:rFonts w:ascii="BRH Devanagari Extra" w:hAnsi="BRH Devanagari Extra" w:cs="BRH Devanagari Extra"/>
+                <w:color w:val="000000"/>
+                <w:sz w:val="32"/>
+                <w:szCs w:val="40"/>
+              </w:rPr>
+              <w:t xml:space="preserve">È xÉÑ </w:t>
+            </w:r>
+            <w:r>
+              <w:rPr>
+                <w:rFonts w:ascii="BRH Devanagari Extra" w:hAnsi="BRH Devanagari Extra" w:cs="BRH Devanagari Extra"/>
+                <w:color w:val="000000"/>
+                <w:sz w:val="32"/>
+                <w:szCs w:val="40"/>
+                <w:highlight w:val="yellow"/>
+              </w:rPr>
+              <w:t>xÉ</w:t>
+            </w:r>
+            <w:r>
+              <w:rPr>
+                <w:rFonts w:ascii="BRH Devanagari Extra" w:hAnsi="BRH Devanagari Extra" w:cs="BRH Devanagari Extra"/>
+                <w:color w:val="000000"/>
+                <w:sz w:val="32"/>
+                <w:szCs w:val="40"/>
+              </w:rPr>
+              <w:t xml:space="preserve">Ñ lÉþÈ | </w:t>
+            </w:r>
+          </w:p>
+          <w:p>
+            <w:pPr>
+              <w:widowControl w:val="0"/>
+              <w:autoSpaceDE w:val="0"/>
+              <w:autoSpaceDN w:val="0"/>
+              <w:adjustRightInd w:val="0"/>
+              <w:spacing w:line="240" w:lineRule="auto"/>
+              <w:rPr>
+                <w:rFonts w:cs="BRH Devanagari Extra"/>
+                <w:color w:val="000000"/>
+                <w:szCs w:val="40"/>
+              </w:rPr>
+            </w:pPr>
+          </w:p>
+        </w:tc>
+        <w:tc>
+          <w:tcPr>
+            <w:tcW w:w="7300" w:type="dxa"/>
+          </w:tcPr>
+          <w:p>
+            <w:pPr>
+              <w:widowControl w:val="0"/>
+              <w:autoSpaceDE w:val="0"/>
+              <w:autoSpaceDN w:val="0"/>
+              <w:adjustRightInd w:val="0"/>
+              <w:spacing w:line="240" w:lineRule="auto"/>
+              <w:rPr>
+                <w:rFonts w:ascii="BRH Devanagari Extra" w:hAnsi="BRH Devanagari Extra" w:cs="BRH Devanagari Extra"/>
+                <w:color w:val="000000"/>
+                <w:sz w:val="32"/>
+                <w:szCs w:val="40"/>
+              </w:rPr>
+            </w:pPr>
+            <w:r>
+              <w:rPr>
+                <w:rFonts w:cs="BRH Devanagari Extra"/>
+                <w:color w:val="000000"/>
+                <w:szCs w:val="40"/>
+              </w:rPr>
+              <w:t>22</w:t>
+            </w:r>
+            <w:r>
+              <w:rPr>
+                <w:rFonts w:ascii="BRH Devanagari Extra" w:hAnsi="BRH Devanagari Extra" w:cs="BRH Devanagari Extra"/>
+                <w:color w:val="000000"/>
+                <w:sz w:val="32"/>
+                <w:szCs w:val="40"/>
+              </w:rPr>
+              <w:t>)</w:t>
+            </w:r>
+            <w:r>
+              <w:rPr>
+                <w:rFonts w:ascii="BRH Devanagari Extra" w:hAnsi="BRH Devanagari Extra" w:cs="BRH Devanagari Extra"/>
+                <w:color w:val="000000"/>
+                <w:sz w:val="32"/>
+                <w:szCs w:val="40"/>
+              </w:rPr>
+              <w:tab/>
+            </w:r>
+            <w:r>
+              <w:rPr>
+                <w:rFonts w:cs="BRH Devanagari Extra"/>
+                <w:color w:val="000000"/>
+                <w:szCs w:val="40"/>
+              </w:rPr>
+              <w:t>1</w:t>
+            </w:r>
+            <w:r>
+              <w:rPr>
+                <w:rFonts w:ascii="BRH Devanagari Extra" w:hAnsi="BRH Devanagari Extra" w:cs="BRH Devanagari Extra"/>
+                <w:color w:val="000000"/>
+                <w:sz w:val="32"/>
+                <w:szCs w:val="40"/>
+              </w:rPr>
+              <w:t>.</w:t>
+            </w:r>
+            <w:r>
+              <w:rPr>
+                <w:rFonts w:cs="BRH Devanagari Extra"/>
+                <w:color w:val="000000"/>
+                <w:szCs w:val="40"/>
+              </w:rPr>
+              <w:t>8</w:t>
+            </w:r>
+            <w:r>
+              <w:rPr>
+                <w:rFonts w:ascii="BRH Devanagari Extra" w:hAnsi="BRH Devanagari Extra" w:cs="BRH Devanagari Extra"/>
+                <w:color w:val="000000"/>
+                <w:sz w:val="32"/>
+                <w:szCs w:val="40"/>
+              </w:rPr>
+              <w:t>.</w:t>
+            </w:r>
+            <w:r>
+              <w:rPr>
+                <w:rFonts w:cs="BRH Devanagari Extra"/>
+                <w:color w:val="000000"/>
+                <w:szCs w:val="40"/>
+              </w:rPr>
+              <w:t>3</w:t>
+            </w:r>
+            <w:r>
+              <w:rPr>
+                <w:rFonts w:ascii="BRH Devanagari Extra" w:hAnsi="BRH Devanagari Extra" w:cs="BRH Devanagari Extra"/>
+                <w:color w:val="000000"/>
+                <w:sz w:val="32"/>
+                <w:szCs w:val="40"/>
+              </w:rPr>
+              <w:t>.</w:t>
+            </w:r>
+            <w:r>
+              <w:rPr>
+                <w:rFonts w:cs="BRH Devanagari Extra"/>
+                <w:color w:val="000000"/>
+                <w:szCs w:val="40"/>
+              </w:rPr>
+              <w:t>1</w:t>
+            </w:r>
+            <w:r>
+              <w:rPr>
+                <w:rFonts w:ascii="BRH Devanagari Extra" w:hAnsi="BRH Devanagari Extra" w:cs="BRH Devanagari Extra"/>
+                <w:color w:val="000000"/>
+                <w:sz w:val="32"/>
+                <w:szCs w:val="40"/>
+              </w:rPr>
+              <w:t>(</w:t>
+            </w:r>
+            <w:r>
+              <w:rPr>
+                <w:rFonts w:cs="BRH Devanagari Extra"/>
+                <w:color w:val="000000"/>
+                <w:szCs w:val="40"/>
+              </w:rPr>
+              <w:t>16</w:t>
+            </w:r>
+            <w:r>
+              <w:rPr>
+                <w:rFonts w:ascii="BRH Devanagari Extra" w:hAnsi="BRH Devanagari Extra" w:cs="BRH Devanagari Extra"/>
+                <w:color w:val="000000"/>
+                <w:sz w:val="32"/>
+                <w:szCs w:val="40"/>
+              </w:rPr>
+              <w:t>)-  xÉÑ | lÉ</w:t>
+            </w:r>
+            <w:r>
+              <w:rPr>
+                <w:rFonts w:ascii="BRH Malayalam Extra" w:hAnsi="BRH Malayalam Extra" w:cs="BRH Devanagari Extra"/>
+                <w:color w:val="000000"/>
+                <w:szCs w:val="40"/>
+              </w:rPr>
+              <w:t>–</w:t>
+            </w:r>
+            <w:r>
+              <w:rPr>
+                <w:rFonts w:ascii="BRH Devanagari Extra" w:hAnsi="BRH Devanagari Extra" w:cs="BRH Devanagari Extra"/>
+                <w:color w:val="000000"/>
+                <w:sz w:val="32"/>
+                <w:szCs w:val="40"/>
+              </w:rPr>
+              <w:t xml:space="preserve">È | </w:t>
+            </w:r>
+          </w:p>
+          <w:p>
+            <w:pPr>
+              <w:widowControl w:val="0"/>
+              <w:autoSpaceDE w:val="0"/>
+              <w:autoSpaceDN w:val="0"/>
+              <w:adjustRightInd w:val="0"/>
+              <w:spacing w:line="240" w:lineRule="auto"/>
+              <w:rPr>
+                <w:rFonts w:ascii="BRH Devanagari Extra" w:hAnsi="BRH Devanagari Extra" w:cs="BRH Devanagari Extra"/>
+                <w:color w:val="000000"/>
+                <w:sz w:val="32"/>
+                <w:szCs w:val="40"/>
+              </w:rPr>
+            </w:pPr>
+            <w:r>
+              <w:rPr>
+                <w:rFonts w:ascii="BRH Devanagari Extra" w:hAnsi="BRH Devanagari Extra" w:cs="BRH Devanagari Extra"/>
+                <w:color w:val="000000"/>
+                <w:sz w:val="32"/>
+                <w:szCs w:val="40"/>
+                <w:highlight w:val="green"/>
+              </w:rPr>
+              <w:t>xÉÔ</w:t>
+            </w:r>
+            <w:r>
+              <w:rPr>
+                <w:rFonts w:ascii="BRH Devanagari Extra" w:hAnsi="BRH Devanagari Extra" w:cs="BRH Devanagari Extra"/>
+                <w:color w:val="000000"/>
+                <w:sz w:val="32"/>
+                <w:szCs w:val="40"/>
+              </w:rPr>
+              <w:t xml:space="preserve"> lÉÉåþ lÉ</w:t>
+            </w:r>
+            <w:r>
+              <w:rPr>
+                <w:rFonts w:ascii="BRH Malayalam Extra" w:hAnsi="BRH Malayalam Extra" w:cs="BRH Devanagari Extra"/>
+                <w:color w:val="000000"/>
+                <w:szCs w:val="40"/>
+              </w:rPr>
+              <w:t>–</w:t>
+            </w:r>
+            <w:r>
+              <w:rPr>
+                <w:rFonts w:ascii="BRH Devanagari Extra" w:hAnsi="BRH Devanagari Extra" w:cs="BRH Devanagari Extra"/>
+                <w:color w:val="000000"/>
+                <w:sz w:val="32"/>
+                <w:szCs w:val="40"/>
+              </w:rPr>
+              <w:t xml:space="preserve">È xÉÑ </w:t>
+            </w:r>
+            <w:r>
+              <w:rPr>
+                <w:rFonts w:ascii="BRH Devanagari Extra" w:hAnsi="BRH Devanagari Extra" w:cs="BRH Devanagari Extra"/>
+                <w:color w:val="000000"/>
+                <w:sz w:val="32"/>
+                <w:szCs w:val="40"/>
+                <w:highlight w:val="green"/>
+              </w:rPr>
+              <w:t>xÉÔ</w:t>
+            </w:r>
+            <w:r>
+              <w:rPr>
+                <w:rFonts w:ascii="BRH Devanagari Extra" w:hAnsi="BRH Devanagari Extra" w:cs="BRH Devanagari Extra"/>
+                <w:color w:val="000000"/>
+                <w:sz w:val="32"/>
+                <w:szCs w:val="40"/>
+              </w:rPr>
+              <w:t xml:space="preserve"> lÉþÈ | </w:t>
+            </w:r>
+          </w:p>
+          <w:p>
+            <w:pPr>
+              <w:widowControl w:val="0"/>
+              <w:autoSpaceDE w:val="0"/>
+              <w:autoSpaceDN w:val="0"/>
+              <w:adjustRightInd w:val="0"/>
+              <w:spacing w:line="240" w:lineRule="auto"/>
+              <w:rPr>
+                <w:rFonts w:cs="BRH Devanagari Extra"/>
+                <w:color w:val="000000"/>
                 <w:szCs w:val="40"/>
               </w:rPr>
             </w:pPr>
@@ -1508,6 +1977,7 @@
                 <w:rFonts w:cs="BRH Devanagari Extra"/>
                 <w:szCs w:val="40"/>
               </w:rPr>
+              <w:lastRenderedPageBreak/>
               <w:t>15</w:t>
             </w:r>
             <w:r>
@@ -2047,16 +2517,7 @@
                 <w:sz w:val="32"/>
                 <w:szCs w:val="40"/>
               </w:rPr>
-              <w:t xml:space="preserve">iÉ </w:t>
-            </w:r>
-            <w:r>
-              <w:rPr>
-                <w:rFonts w:ascii="BRH Devanagari Extra" w:hAnsi="BRH Devanagari Extra" w:cs="BRH Devanagari Extra"/>
-                <w:sz w:val="32"/>
-                <w:szCs w:val="40"/>
-              </w:rPr>
-              <w:lastRenderedPageBreak/>
-              <w:t xml:space="preserve">qÉåMüþMümÉÉsÉqÉç | </w:t>
+              <w:t xml:space="preserve">iÉ qÉåMüþMümÉÉsÉqÉç | </w:t>
             </w:r>
           </w:p>
         </w:tc>
@@ -2082,7 +2543,6 @@
                 <w:rFonts w:cs="BRH Devanagari Extra"/>
                 <w:szCs w:val="40"/>
               </w:rPr>
-              <w:lastRenderedPageBreak/>
               <w:t>15</w:t>
             </w:r>
             <w:r>
@@ -2644,7 +3104,6 @@
                 <w:sz w:val="32"/>
                 <w:szCs w:val="40"/>
               </w:rPr>
-              <w:lastRenderedPageBreak/>
               <w:t xml:space="preserve">qÉåMüþMümÉÉsÉqÉç | </w:t>
             </w:r>
           </w:p>
@@ -2676,7 +3135,6 @@
                 <w:rFonts w:cs="BRH Devanagari Extra"/>
                 <w:szCs w:val="40"/>
               </w:rPr>
-              <w:lastRenderedPageBreak/>
               <w:t>12</w:t>
             </w:r>
             <w:r>
@@ -4302,6 +4760,7 @@
                 <w:rFonts w:cs="BRH Devanagari Extra"/>
                 <w:szCs w:val="40"/>
               </w:rPr>
+              <w:lastRenderedPageBreak/>
               <w:t>32</w:t>
             </w:r>
             <w:r>
@@ -4550,6 +5009,7 @@
                 <w:rFonts w:cs="BRH Devanagari Extra"/>
                 <w:szCs w:val="40"/>
               </w:rPr>
+              <w:lastRenderedPageBreak/>
               <w:t>30</w:t>
             </w:r>
             <w:r>
@@ -5065,6 +5525,7 @@
                 <w:rFonts w:cs="BRH Devanagari Extra"/>
                 <w:szCs w:val="40"/>
               </w:rPr>
+              <w:lastRenderedPageBreak/>
               <w:t>32</w:t>
             </w:r>
             <w:r>
@@ -8044,6 +8505,7 @@
                 <w:rFonts w:cs="BRH Devanagari Extra"/>
                 <w:szCs w:val="40"/>
               </w:rPr>
+              <w:lastRenderedPageBreak/>
               <w:t>41</w:t>
             </w:r>
             <w:r>
@@ -8315,7 +8777,6 @@
                 <w:rFonts w:cs="BRH Devanagari Extra"/>
                 <w:szCs w:val="40"/>
               </w:rPr>
-              <w:lastRenderedPageBreak/>
               <w:t>42</w:t>
             </w:r>
             <w:r>
@@ -8671,7 +9132,6 @@
                 <w:rFonts w:cs="BRH Devanagari Extra"/>
                 <w:szCs w:val="40"/>
               </w:rPr>
-              <w:lastRenderedPageBreak/>
               <w:t>41</w:t>
             </w:r>
             <w:r>
@@ -8943,7 +9403,6 @@
                 <w:rFonts w:cs="BRH Devanagari Extra"/>
                 <w:szCs w:val="40"/>
               </w:rPr>
-              <w:lastRenderedPageBreak/>
               <w:t>42</w:t>
             </w:r>
             <w:r>
@@ -9304,7 +9763,6 @@
                 <w:rFonts w:cs="BRH Devanagari Extra"/>
                 <w:szCs w:val="40"/>
               </w:rPr>
-              <w:lastRenderedPageBreak/>
               <w:t>28</w:t>
             </w:r>
             <w:r>
@@ -10773,6 +11231,7 @@
                 <w:sz w:val="32"/>
                 <w:szCs w:val="40"/>
               </w:rPr>
+              <w:lastRenderedPageBreak/>
               <w:t>A</w:t>
             </w:r>
             <w:r>
@@ -11099,7 +11558,6 @@
                 <w:sz w:val="32"/>
                 <w:szCs w:val="40"/>
               </w:rPr>
-              <w:lastRenderedPageBreak/>
               <w:t>A</w:t>
             </w:r>
             <w:r>
@@ -11912,6 +12370,7 @@
                 <w:sz w:val="32"/>
                 <w:szCs w:val="40"/>
               </w:rPr>
+              <w:lastRenderedPageBreak/>
               <w:t>A</w:t>
             </w:r>
             <w:r>
@@ -12302,7 +12761,6 @@
                 <w:szCs w:val="40"/>
                 <w:lang w:val="it-IT"/>
               </w:rPr>
-              <w:lastRenderedPageBreak/>
               <w:t>A</w:t>
             </w:r>
             <w:r>
@@ -15468,6 +15926,7 @@
                 <w:szCs w:val="40"/>
                 <w:lang w:val="it-IT"/>
               </w:rPr>
+              <w:lastRenderedPageBreak/>
               <w:t>xÉÉåqÉÉþÂ</w:t>
             </w:r>
             <w:r>
@@ -15570,6 +16029,7 @@
                 <w:szCs w:val="40"/>
                 <w:lang w:val="it-IT"/>
               </w:rPr>
+              <w:lastRenderedPageBreak/>
               <w:t>7</w:t>
             </w:r>
             <w:r>
@@ -15985,6 +16445,7 @@
                 <w:szCs w:val="40"/>
                 <w:lang w:val="it-IT"/>
               </w:rPr>
+              <w:lastRenderedPageBreak/>
               <w:t>xÉÉåqÉÉþÂ</w:t>
             </w:r>
             <w:r>

--- a/TS Jatai Ghanam Project/TS 1.8/TS 1.8 Jatai Sanskrit Corrections.docx
+++ b/TS Jatai Ghanam Project/TS 1.8/TS 1.8 Jatai Sanskrit Corrections.docx
@@ -180,7 +180,7 @@
               <w:autoSpaceDE w:val="0"/>
               <w:autoSpaceDN w:val="0"/>
               <w:adjustRightInd w:val="0"/>
-              <w:spacing w:line="240" w:lineRule="auto"/>
+              <w:spacing w:before="0" w:line="240" w:lineRule="auto"/>
               <w:rPr>
                 <w:rFonts w:ascii="BRH Devanagari Extra" w:hAnsi="BRH Devanagari Extra" w:cs="BRH Devanagari Extra"/>
                 <w:color w:val="000000"/>
@@ -194,7 +194,7 @@
                 <w:color w:val="000000"/>
                 <w:szCs w:val="40"/>
               </w:rPr>
-              <w:t>32</w:t>
+              <w:t>22</w:t>
             </w:r>
             <w:r>
               <w:rPr>
@@ -254,7 +254,7 @@
                 <w:color w:val="000000"/>
                 <w:szCs w:val="40"/>
               </w:rPr>
-              <w:t>22</w:t>
+              <w:t>3</w:t>
             </w:r>
             <w:r>
               <w:rPr>
@@ -271,7 +271,7 @@
                 <w:color w:val="000000"/>
                 <w:szCs w:val="40"/>
               </w:rPr>
-              <w:t>5</w:t>
+              <w:t>1</w:t>
             </w:r>
             <w:r>
               <w:rPr>
@@ -288,7 +288,7 @@
                 <w:color w:val="000000"/>
                 <w:szCs w:val="40"/>
               </w:rPr>
-              <w:t>29</w:t>
+              <w:t>16</w:t>
             </w:r>
             <w:r>
               <w:rPr>
@@ -297,7 +297,7 @@
                 <w:sz w:val="32"/>
                 <w:szCs w:val="40"/>
               </w:rPr>
-              <w:t>)-  A</w:t>
+              <w:t>)-  xÉÑ | lÉ</w:t>
             </w:r>
             <w:r>
               <w:rPr>
@@ -314,7 +314,7 @@
                 <w:sz w:val="32"/>
                 <w:szCs w:val="40"/>
               </w:rPr>
-              <w:t>xqÉå | ÌuÉµÉÉÿ |</w:t>
+              <w:t xml:space="preserve">È | </w:t>
             </w:r>
           </w:p>
           <w:p>
@@ -323,11 +323,10 @@
               <w:autoSpaceDE w:val="0"/>
               <w:autoSpaceDN w:val="0"/>
               <w:adjustRightInd w:val="0"/>
-              <w:spacing w:line="240" w:lineRule="auto"/>
-              <w:rPr>
-                <w:rFonts w:ascii="BRH Devanagari Extra" w:hAnsi="BRH Devanagari Extra" w:cs="BRH Devanagari Extra"/>
+              <w:spacing w:before="0" w:line="240" w:lineRule="auto"/>
+              <w:rPr>
+                <w:rFonts w:cs="BRH Devanagari Extra"/>
                 <w:color w:val="000000"/>
-                <w:sz w:val="32"/>
                 <w:szCs w:val="40"/>
               </w:rPr>
             </w:pPr>
@@ -337,33 +336,35 @@
                 <w:color w:val="000000"/>
                 <w:sz w:val="32"/>
                 <w:szCs w:val="40"/>
-              </w:rPr>
-              <w:t>A</w:t>
-            </w:r>
-            <w:r>
-              <w:rPr>
-                <w:rFonts w:ascii="BRH Malayalam Extra" w:hAnsi="BRH Malayalam Extra" w:cs="BRH Devanagari Extra"/>
+                <w:highlight w:val="yellow"/>
+              </w:rPr>
+              <w:t>xÉÑ</w:t>
+            </w:r>
+            <w:r>
+              <w:rPr>
+                <w:rFonts w:ascii="BRH Devanagari Extra" w:hAnsi="BRH Devanagari Extra" w:cs="BRH Devanagari Extra"/>
                 <w:color w:val="000000"/>
-                <w:szCs w:val="40"/>
-              </w:rPr>
-              <w:t>–</w:t>
-            </w:r>
-            <w:r>
-              <w:rPr>
-                <w:rFonts w:ascii="BRH Devanagari Extra" w:hAnsi="BRH Devanagari Extra" w:cs="BRH Devanagari Extra"/>
+                <w:sz w:val="32"/>
+                <w:szCs w:val="40"/>
+              </w:rPr>
+              <w:t xml:space="preserve"> lÉÉåþ lÉ</w:t>
+            </w:r>
+            <w:r>
+              <w:rPr>
+                <w:rFonts w:ascii="BRH Malayalam Extra" w:hAnsi="BRH Malayalam Extra" w:cs="BRH Devanagari Extra"/>
                 <w:color w:val="000000"/>
-                <w:sz w:val="32"/>
-                <w:szCs w:val="40"/>
-              </w:rPr>
-              <w:t>xqÉå ÌuÉµÉÉ</w:t>
-            </w:r>
-            <w:r>
-              <w:rPr>
-                <w:rFonts w:ascii="BRH Malayalam Extra" w:hAnsi="BRH Malayalam Extra" w:cs="BRH Devanagari Extra"/>
+                <w:szCs w:val="40"/>
+              </w:rPr>
+              <w:t>–</w:t>
+            </w:r>
+            <w:r>
+              <w:rPr>
+                <w:rFonts w:ascii="BRH Devanagari Extra" w:hAnsi="BRH Devanagari Extra" w:cs="BRH Devanagari Extra"/>
                 <w:color w:val="000000"/>
-                <w:szCs w:val="40"/>
-              </w:rPr>
-              <w:t>–</w:t>
+                <w:sz w:val="32"/>
+                <w:szCs w:val="40"/>
+              </w:rPr>
+              <w:t xml:space="preserve">È xÉÑ </w:t>
             </w:r>
             <w:r>
               <w:rPr>
@@ -371,8 +372,9 @@
                 <w:color w:val="000000"/>
                 <w:sz w:val="32"/>
                 <w:szCs w:val="40"/>
-              </w:rPr>
-              <w:t xml:space="preserve"> ÌuÉ</w:t>
+                <w:highlight w:val="yellow"/>
+              </w:rPr>
+              <w:t>xÉ</w:t>
             </w:r>
             <w:r>
               <w:rPr>
@@ -380,77 +382,9 @@
                 <w:color w:val="000000"/>
                 <w:sz w:val="32"/>
                 <w:szCs w:val="40"/>
-                <w:highlight w:val="yellow"/>
-              </w:rPr>
-              <w:t>µÉÉ</w:t>
-            </w:r>
-            <w:r>
-              <w:rPr>
-                <w:rFonts w:ascii="BRH Devanagari Extra" w:hAnsi="BRH Devanagari Extra" w:cs="BRH Devanagari Extra"/>
-                <w:color w:val="000000"/>
-                <w:sz w:val="32"/>
-                <w:szCs w:val="40"/>
-              </w:rPr>
-              <w:t xml:space="preserve">þ </w:t>
-            </w:r>
-            <w:r>
-              <w:rPr>
-                <w:rFonts w:ascii="BRH Devanagari Extra" w:hAnsi="BRH Devanagari Extra" w:cs="BRH Devanagari Extra"/>
-                <w:color w:val="000000"/>
-                <w:sz w:val="32"/>
-                <w:szCs w:val="40"/>
-                <w:highlight w:val="yellow"/>
-              </w:rPr>
-              <w:t>A</w:t>
-            </w:r>
-            <w:r>
-              <w:rPr>
-                <w:rFonts w:ascii="BRH Malayalam Extra" w:hAnsi="BRH Malayalam Extra" w:cs="BRH Devanagari Extra"/>
-                <w:color w:val="000000"/>
-                <w:szCs w:val="40"/>
-              </w:rPr>
-              <w:t>–</w:t>
-            </w:r>
-            <w:r>
-              <w:rPr>
-                <w:rFonts w:ascii="BRH Devanagari Extra" w:hAnsi="BRH Devanagari Extra" w:cs="BRH Devanagari Extra"/>
-                <w:color w:val="000000"/>
-                <w:sz w:val="32"/>
-                <w:szCs w:val="40"/>
-              </w:rPr>
-              <w:t>xqÉå A</w:t>
-            </w:r>
-            <w:r>
-              <w:rPr>
-                <w:rFonts w:ascii="BRH Malayalam Extra" w:hAnsi="BRH Malayalam Extra" w:cs="BRH Devanagari Extra"/>
-                <w:color w:val="000000"/>
-                <w:szCs w:val="40"/>
-              </w:rPr>
-              <w:t>–</w:t>
-            </w:r>
-            <w:r>
-              <w:rPr>
-                <w:rFonts w:ascii="BRH Devanagari Extra" w:hAnsi="BRH Devanagari Extra" w:cs="BRH Devanagari Extra"/>
-                <w:color w:val="000000"/>
-                <w:sz w:val="32"/>
-                <w:szCs w:val="40"/>
-              </w:rPr>
-              <w:t xml:space="preserve">xqÉå ÌuÉµÉÉÿ | </w:t>
-            </w:r>
-          </w:p>
-          <w:p>
-            <w:pPr>
-              <w:widowControl w:val="0"/>
-              <w:autoSpaceDE w:val="0"/>
-              <w:autoSpaceDN w:val="0"/>
-              <w:adjustRightInd w:val="0"/>
-              <w:spacing w:line="240" w:lineRule="auto"/>
-              <w:rPr>
-                <w:rFonts w:cs="BRH Malayalam Extra"/>
-                <w:color w:val="000000"/>
-                <w:szCs w:val="40"/>
-              </w:rPr>
-            </w:pPr>
+              </w:rPr>
+              <w:t xml:space="preserve">Ñ lÉþÈ | </w:t>
+            </w:r>
           </w:p>
         </w:tc>
         <w:tc>
@@ -463,7 +397,7 @@
               <w:autoSpaceDE w:val="0"/>
               <w:autoSpaceDN w:val="0"/>
               <w:adjustRightInd w:val="0"/>
-              <w:spacing w:line="240" w:lineRule="auto"/>
+              <w:spacing w:before="0" w:line="240" w:lineRule="auto"/>
               <w:rPr>
                 <w:rFonts w:ascii="BRH Devanagari Extra" w:hAnsi="BRH Devanagari Extra" w:cs="BRH Devanagari Extra"/>
                 <w:color w:val="000000"/>
@@ -477,7 +411,7 @@
                 <w:color w:val="000000"/>
                 <w:szCs w:val="40"/>
               </w:rPr>
-              <w:t>32</w:t>
+              <w:t>22</w:t>
             </w:r>
             <w:r>
               <w:rPr>
@@ -537,7 +471,7 @@
                 <w:color w:val="000000"/>
                 <w:szCs w:val="40"/>
               </w:rPr>
-              <w:t>22</w:t>
+              <w:t>3</w:t>
             </w:r>
             <w:r>
               <w:rPr>
@@ -554,7 +488,7 @@
                 <w:color w:val="000000"/>
                 <w:szCs w:val="40"/>
               </w:rPr>
-              <w:t>5</w:t>
+              <w:t>1</w:t>
             </w:r>
             <w:r>
               <w:rPr>
@@ -571,7 +505,7 @@
                 <w:color w:val="000000"/>
                 <w:szCs w:val="40"/>
               </w:rPr>
-              <w:t>29</w:t>
+              <w:t>16</w:t>
             </w:r>
             <w:r>
               <w:rPr>
@@ -580,7 +514,7 @@
                 <w:sz w:val="32"/>
                 <w:szCs w:val="40"/>
               </w:rPr>
-              <w:t>)-  A</w:t>
+              <w:t>)-  xÉÑ | lÉ</w:t>
             </w:r>
             <w:r>
               <w:rPr>
@@ -597,7 +531,7 @@
                 <w:sz w:val="32"/>
                 <w:szCs w:val="40"/>
               </w:rPr>
-              <w:t>xqÉå | ÌuÉµÉÉÿ |</w:t>
+              <w:t xml:space="preserve">È | </w:t>
             </w:r>
           </w:p>
           <w:p>
@@ -606,11 +540,10 @@
               <w:autoSpaceDE w:val="0"/>
               <w:autoSpaceDN w:val="0"/>
               <w:adjustRightInd w:val="0"/>
-              <w:spacing w:line="240" w:lineRule="auto"/>
-              <w:rPr>
-                <w:rFonts w:ascii="BRH Devanagari Extra" w:hAnsi="BRH Devanagari Extra" w:cs="BRH Devanagari Extra"/>
+              <w:spacing w:before="0" w:line="240" w:lineRule="auto"/>
+              <w:rPr>
+                <w:rFonts w:cs="BRH Devanagari Extra"/>
                 <w:color w:val="000000"/>
-                <w:sz w:val="32"/>
                 <w:szCs w:val="40"/>
               </w:rPr>
             </w:pPr>
@@ -620,33 +553,35 @@
                 <w:color w:val="000000"/>
                 <w:sz w:val="32"/>
                 <w:szCs w:val="40"/>
-              </w:rPr>
-              <w:t>A</w:t>
-            </w:r>
-            <w:r>
-              <w:rPr>
-                <w:rFonts w:ascii="BRH Malayalam Extra" w:hAnsi="BRH Malayalam Extra" w:cs="BRH Devanagari Extra"/>
+                <w:highlight w:val="green"/>
+              </w:rPr>
+              <w:t>xÉÔ</w:t>
+            </w:r>
+            <w:r>
+              <w:rPr>
+                <w:rFonts w:ascii="BRH Devanagari Extra" w:hAnsi="BRH Devanagari Extra" w:cs="BRH Devanagari Extra"/>
                 <w:color w:val="000000"/>
-                <w:szCs w:val="40"/>
-              </w:rPr>
-              <w:t>–</w:t>
-            </w:r>
-            <w:r>
-              <w:rPr>
-                <w:rFonts w:ascii="BRH Devanagari Extra" w:hAnsi="BRH Devanagari Extra" w:cs="BRH Devanagari Extra"/>
+                <w:sz w:val="32"/>
+                <w:szCs w:val="40"/>
+              </w:rPr>
+              <w:t xml:space="preserve"> lÉÉåþ lÉ</w:t>
+            </w:r>
+            <w:r>
+              <w:rPr>
+                <w:rFonts w:ascii="BRH Malayalam Extra" w:hAnsi="BRH Malayalam Extra" w:cs="BRH Devanagari Extra"/>
                 <w:color w:val="000000"/>
-                <w:sz w:val="32"/>
-                <w:szCs w:val="40"/>
-              </w:rPr>
-              <w:t>xqÉå ÌuÉµÉÉ</w:t>
-            </w:r>
-            <w:r>
-              <w:rPr>
-                <w:rFonts w:ascii="BRH Malayalam Extra" w:hAnsi="BRH Malayalam Extra" w:cs="BRH Devanagari Extra"/>
+                <w:szCs w:val="40"/>
+              </w:rPr>
+              <w:t>–</w:t>
+            </w:r>
+            <w:r>
+              <w:rPr>
+                <w:rFonts w:ascii="BRH Devanagari Extra" w:hAnsi="BRH Devanagari Extra" w:cs="BRH Devanagari Extra"/>
                 <w:color w:val="000000"/>
-                <w:szCs w:val="40"/>
-              </w:rPr>
-              <w:t>–</w:t>
+                <w:sz w:val="32"/>
+                <w:szCs w:val="40"/>
+              </w:rPr>
+              <w:t xml:space="preserve">È xÉÑ </w:t>
             </w:r>
             <w:r>
               <w:rPr>
@@ -654,8 +589,9 @@
                 <w:color w:val="000000"/>
                 <w:sz w:val="32"/>
                 <w:szCs w:val="40"/>
-              </w:rPr>
-              <w:t xml:space="preserve"> ÌuÉ</w:t>
+                <w:highlight w:val="green"/>
+              </w:rPr>
+              <w:t>xÉÔ</w:t>
             </w:r>
             <w:r>
               <w:rPr>
@@ -663,69 +599,9 @@
                 <w:color w:val="000000"/>
                 <w:sz w:val="32"/>
                 <w:szCs w:val="40"/>
-                <w:highlight w:val="green"/>
-              </w:rPr>
-              <w:t>µÉÉ</w:t>
-            </w:r>
-            <w:r>
-              <w:rPr>
-                <w:rFonts w:ascii="BRH Malayalam Extra" w:hAnsi="BRH Malayalam Extra" w:cs="BRH Devanagari Extra"/>
-                <w:color w:val="000000"/>
-                <w:szCs w:val="40"/>
-                <w:highlight w:val="green"/>
-              </w:rPr>
-              <w:t>–</w:t>
-            </w:r>
-            <w:r>
-              <w:rPr>
-                <w:rFonts w:ascii="BRH Devanagari Extra" w:hAnsi="BRH Devanagari Extra" w:cs="BRH Devanagari Extra"/>
-                <w:color w:val="000000"/>
-                <w:sz w:val="28"/>
-                <w:szCs w:val="28"/>
-                <w:highlight w:val="green"/>
-              </w:rPr>
-              <w:t>Å</w:t>
-            </w:r>
-            <w:r>
-              <w:rPr>
-                <w:rFonts w:ascii="BRH Devanagari Extra" w:hAnsi="BRH Devanagari Extra" w:cs="BRH Devanagari Extra"/>
-                <w:color w:val="000000"/>
-                <w:sz w:val="32"/>
-                <w:szCs w:val="40"/>
-              </w:rPr>
-              <w:t>xqÉå A</w:t>
-            </w:r>
-            <w:r>
-              <w:rPr>
-                <w:rFonts w:ascii="BRH Malayalam Extra" w:hAnsi="BRH Malayalam Extra" w:cs="BRH Devanagari Extra"/>
-                <w:color w:val="000000"/>
-                <w:szCs w:val="40"/>
-              </w:rPr>
-              <w:t>–</w:t>
-            </w:r>
-            <w:r>
-              <w:rPr>
-                <w:rFonts w:ascii="BRH Devanagari Extra" w:hAnsi="BRH Devanagari Extra" w:cs="BRH Devanagari Extra"/>
-                <w:color w:val="000000"/>
-                <w:sz w:val="32"/>
-                <w:szCs w:val="40"/>
-              </w:rPr>
-              <w:t xml:space="preserve">xqÉå ÌuÉµÉÉÿ | </w:t>
-            </w:r>
-          </w:p>
-          <w:p>
-            <w:pPr>
-              <w:widowControl w:val="0"/>
-              <w:autoSpaceDE w:val="0"/>
-              <w:autoSpaceDN w:val="0"/>
-              <w:adjustRightInd w:val="0"/>
-              <w:spacing w:line="240" w:lineRule="auto"/>
-              <w:rPr>
-                <w:rFonts w:cs="BRH Malayalam Extra"/>
-                <w:color w:val="000000"/>
-                <w:szCs w:val="40"/>
-              </w:rPr>
-            </w:pPr>
+              </w:rPr>
+              <w:t xml:space="preserve"> lÉþÈ | </w:t>
+            </w:r>
           </w:p>
         </w:tc>
       </w:tr>
@@ -743,7 +619,7 @@
               <w:autoSpaceDE w:val="0"/>
               <w:autoSpaceDN w:val="0"/>
               <w:adjustRightInd w:val="0"/>
-              <w:spacing w:line="240" w:lineRule="auto"/>
+              <w:spacing w:before="0" w:line="240" w:lineRule="auto"/>
               <w:rPr>
                 <w:rFonts w:ascii="BRH Devanagari Extra" w:hAnsi="BRH Devanagari Extra" w:cs="BRH Devanagari Extra"/>
                 <w:color w:val="000000"/>
@@ -757,7 +633,7 @@
                 <w:color w:val="000000"/>
                 <w:szCs w:val="40"/>
               </w:rPr>
-              <w:t>81</w:t>
+              <w:t>32</w:t>
             </w:r>
             <w:r>
               <w:rPr>
@@ -851,7 +727,7 @@
                 <w:color w:val="000000"/>
                 <w:szCs w:val="40"/>
               </w:rPr>
-              <w:t>75</w:t>
+              <w:t>29</w:t>
             </w:r>
             <w:r>
               <w:rPr>
@@ -860,7 +736,7 @@
                 <w:sz w:val="32"/>
                 <w:szCs w:val="40"/>
               </w:rPr>
-              <w:t>)-  E</w:t>
+              <w:t>)-  A</w:t>
             </w:r>
             <w:r>
               <w:rPr>
@@ -877,109 +753,7 @@
                 <w:sz w:val="32"/>
                 <w:szCs w:val="40"/>
               </w:rPr>
-              <w:t>ÍxÉërÉÉþxÉÑ ||</w:t>
-            </w:r>
-          </w:p>
-          <w:p>
-            <w:pPr>
-              <w:widowControl w:val="0"/>
-              <w:autoSpaceDE w:val="0"/>
-              <w:autoSpaceDN w:val="0"/>
-              <w:adjustRightInd w:val="0"/>
-              <w:spacing w:line="240" w:lineRule="auto"/>
-              <w:rPr>
-                <w:rFonts w:ascii="BRH Devanagari Extra" w:hAnsi="BRH Devanagari Extra" w:cs="BRH Devanagari Extra"/>
-                <w:color w:val="000000"/>
-                <w:sz w:val="32"/>
-                <w:szCs w:val="40"/>
-              </w:rPr>
-            </w:pPr>
-            <w:r>
-              <w:rPr>
-                <w:rFonts w:ascii="BRH Devanagari Extra" w:hAnsi="BRH Devanagari Extra" w:cs="BRH Devanagari Extra"/>
-                <w:color w:val="000000"/>
-                <w:sz w:val="32"/>
-                <w:szCs w:val="40"/>
-              </w:rPr>
-              <w:t>E</w:t>
-            </w:r>
-            <w:r>
-              <w:rPr>
-                <w:rFonts w:ascii="BRH Malayalam Extra" w:hAnsi="BRH Malayalam Extra" w:cs="BRH Devanagari Extra"/>
-                <w:color w:val="000000"/>
-                <w:szCs w:val="40"/>
-              </w:rPr>
-              <w:t>–</w:t>
-            </w:r>
-            <w:r>
-              <w:rPr>
-                <w:rFonts w:ascii="BRH Devanagari Extra" w:hAnsi="BRH Devanagari Extra" w:cs="BRH Devanagari Extra"/>
-                <w:color w:val="000000"/>
-                <w:sz w:val="32"/>
-                <w:szCs w:val="40"/>
-                <w:highlight w:val="yellow"/>
-              </w:rPr>
-              <w:t>ÍxÉ</w:t>
-            </w:r>
-            <w:r>
-              <w:rPr>
-                <w:rFonts w:ascii="BRH Devanagari Extra" w:hAnsi="BRH Devanagari Extra" w:cs="BRH Devanagari Extra"/>
-                <w:color w:val="000000"/>
-                <w:sz w:val="32"/>
-                <w:szCs w:val="40"/>
-              </w:rPr>
-              <w:t>ë</w:t>
-            </w:r>
-            <w:r>
-              <w:rPr>
-                <w:rFonts w:ascii="BRH Malayalam Extra" w:hAnsi="BRH Malayalam Extra" w:cs="BRH Devanagari Extra"/>
-                <w:color w:val="000000"/>
-                <w:szCs w:val="40"/>
-              </w:rPr>
-              <w:t>–</w:t>
-            </w:r>
-            <w:r>
-              <w:rPr>
-                <w:rFonts w:ascii="BRH Devanagari Extra" w:hAnsi="BRH Devanagari Extra" w:cs="BRH Devanagari Extra"/>
-                <w:color w:val="000000"/>
-                <w:sz w:val="32"/>
-                <w:szCs w:val="40"/>
-              </w:rPr>
-              <w:t>rÉÉ</w:t>
-            </w:r>
-            <w:r>
-              <w:rPr>
-                <w:rFonts w:ascii="BRH Malayalam Extra" w:hAnsi="BRH Malayalam Extra" w:cs="BRH Devanagari Extra"/>
-                <w:color w:val="000000"/>
-                <w:szCs w:val="40"/>
-              </w:rPr>
-              <w:t>–</w:t>
-            </w:r>
-            <w:r>
-              <w:rPr>
-                <w:rFonts w:ascii="BRH Devanagari Extra" w:hAnsi="BRH Devanagari Extra" w:cs="BRH Devanagari Extra"/>
-                <w:color w:val="000000"/>
-                <w:sz w:val="32"/>
-                <w:szCs w:val="40"/>
-              </w:rPr>
-              <w:t>ÎxuÉirÉÑ</w:t>
-            </w:r>
-            <w:r>
-              <w:rPr>
-                <w:rFonts w:ascii="BRH Malayalam Extra" w:hAnsi="BRH Malayalam Extra" w:cs="BRH Devanagari Extra"/>
-                <w:color w:val="000000"/>
-                <w:szCs w:val="40"/>
-              </w:rPr>
-              <w:t>–</w:t>
-            </w:r>
-            <w:r>
-              <w:rPr>
-                <w:rFonts w:ascii="BRH Devanagari Extra" w:hAnsi="BRH Devanagari Extra" w:cs="BRH Devanagari Extra"/>
-                <w:color w:val="000000"/>
-                <w:sz w:val="32"/>
-                <w:szCs w:val="40"/>
-              </w:rPr>
-              <w:t xml:space="preserve">ÍxÉërÉÉþxÉÑ | </w:t>
+              <w:t>xqÉå | ÌuÉµÉÉÿ |</w:t>
             </w:r>
           </w:p>
           <w:p>
@@ -991,9 +765,116 @@
               <w:spacing w:before="0" w:line="240" w:lineRule="auto"/>
               <w:rPr>
                 <w:rFonts w:cs="BRH Malayalam Extra"/>
+                <w:color w:val="000000"/>
                 <w:szCs w:val="40"/>
               </w:rPr>
             </w:pPr>
+            <w:r>
+              <w:rPr>
+                <w:rFonts w:ascii="BRH Devanagari Extra" w:hAnsi="BRH Devanagari Extra" w:cs="BRH Devanagari Extra"/>
+                <w:color w:val="000000"/>
+                <w:sz w:val="32"/>
+                <w:szCs w:val="40"/>
+              </w:rPr>
+              <w:t>A</w:t>
+            </w:r>
+            <w:r>
+              <w:rPr>
+                <w:rFonts w:ascii="BRH Malayalam Extra" w:hAnsi="BRH Malayalam Extra" w:cs="BRH Devanagari Extra"/>
+                <w:color w:val="000000"/>
+                <w:szCs w:val="40"/>
+              </w:rPr>
+              <w:t>–</w:t>
+            </w:r>
+            <w:r>
+              <w:rPr>
+                <w:rFonts w:ascii="BRH Devanagari Extra" w:hAnsi="BRH Devanagari Extra" w:cs="BRH Devanagari Extra"/>
+                <w:color w:val="000000"/>
+                <w:sz w:val="32"/>
+                <w:szCs w:val="40"/>
+              </w:rPr>
+              <w:t>xqÉå ÌuÉµÉÉ</w:t>
+            </w:r>
+            <w:r>
+              <w:rPr>
+                <w:rFonts w:ascii="BRH Malayalam Extra" w:hAnsi="BRH Malayalam Extra" w:cs="BRH Devanagari Extra"/>
+                <w:color w:val="000000"/>
+                <w:szCs w:val="40"/>
+              </w:rPr>
+              <w:t>–</w:t>
+            </w:r>
+            <w:r>
+              <w:rPr>
+                <w:rFonts w:ascii="BRH Devanagari Extra" w:hAnsi="BRH Devanagari Extra" w:cs="BRH Devanagari Extra"/>
+                <w:color w:val="000000"/>
+                <w:sz w:val="32"/>
+                <w:szCs w:val="40"/>
+              </w:rPr>
+              <w:t xml:space="preserve"> ÌuÉ</w:t>
+            </w:r>
+            <w:r>
+              <w:rPr>
+                <w:rFonts w:ascii="BRH Devanagari Extra" w:hAnsi="BRH Devanagari Extra" w:cs="BRH Devanagari Extra"/>
+                <w:color w:val="000000"/>
+                <w:sz w:val="32"/>
+                <w:szCs w:val="40"/>
+                <w:highlight w:val="yellow"/>
+              </w:rPr>
+              <w:t>µÉÉ</w:t>
+            </w:r>
+            <w:r>
+              <w:rPr>
+                <w:rFonts w:ascii="BRH Devanagari Extra" w:hAnsi="BRH Devanagari Extra" w:cs="BRH Devanagari Extra"/>
+                <w:color w:val="000000"/>
+                <w:sz w:val="32"/>
+                <w:szCs w:val="40"/>
+              </w:rPr>
+              <w:t xml:space="preserve">þ </w:t>
+            </w:r>
+            <w:r>
+              <w:rPr>
+                <w:rFonts w:ascii="BRH Devanagari Extra" w:hAnsi="BRH Devanagari Extra" w:cs="BRH Devanagari Extra"/>
+                <w:color w:val="000000"/>
+                <w:sz w:val="32"/>
+                <w:szCs w:val="40"/>
+                <w:highlight w:val="yellow"/>
+              </w:rPr>
+              <w:t>A</w:t>
+            </w:r>
+            <w:r>
+              <w:rPr>
+                <w:rFonts w:ascii="BRH Malayalam Extra" w:hAnsi="BRH Malayalam Extra" w:cs="BRH Devanagari Extra"/>
+                <w:color w:val="000000"/>
+                <w:szCs w:val="40"/>
+              </w:rPr>
+              <w:t>–</w:t>
+            </w:r>
+            <w:r>
+              <w:rPr>
+                <w:rFonts w:ascii="BRH Devanagari Extra" w:hAnsi="BRH Devanagari Extra" w:cs="BRH Devanagari Extra"/>
+                <w:color w:val="000000"/>
+                <w:sz w:val="32"/>
+                <w:szCs w:val="40"/>
+              </w:rPr>
+              <w:t>xqÉå A</w:t>
+            </w:r>
+            <w:r>
+              <w:rPr>
+                <w:rFonts w:ascii="BRH Malayalam Extra" w:hAnsi="BRH Malayalam Extra" w:cs="BRH Devanagari Extra"/>
+                <w:color w:val="000000"/>
+                <w:szCs w:val="40"/>
+              </w:rPr>
+              <w:t>–</w:t>
+            </w:r>
+            <w:r>
+              <w:rPr>
+                <w:rFonts w:ascii="BRH Devanagari Extra" w:hAnsi="BRH Devanagari Extra" w:cs="BRH Devanagari Extra"/>
+                <w:color w:val="000000"/>
+                <w:sz w:val="32"/>
+                <w:szCs w:val="40"/>
+              </w:rPr>
+              <w:t xml:space="preserve">xqÉå ÌuÉµÉÉÿ | </w:t>
+            </w:r>
           </w:p>
         </w:tc>
         <w:tc>
@@ -1006,7 +887,7 @@
               <w:autoSpaceDE w:val="0"/>
               <w:autoSpaceDN w:val="0"/>
               <w:adjustRightInd w:val="0"/>
-              <w:spacing w:line="240" w:lineRule="auto"/>
+              <w:spacing w:before="0" w:line="240" w:lineRule="auto"/>
               <w:rPr>
                 <w:rFonts w:ascii="BRH Devanagari Extra" w:hAnsi="BRH Devanagari Extra" w:cs="BRH Devanagari Extra"/>
                 <w:color w:val="000000"/>
@@ -1020,7 +901,7 @@
                 <w:color w:val="000000"/>
                 <w:szCs w:val="40"/>
               </w:rPr>
-              <w:t>81</w:t>
+              <w:t>32</w:t>
             </w:r>
             <w:r>
               <w:rPr>
@@ -1114,7 +995,7 @@
                 <w:color w:val="000000"/>
                 <w:szCs w:val="40"/>
               </w:rPr>
-              <w:t>75</w:t>
+              <w:t>29</w:t>
             </w:r>
             <w:r>
               <w:rPr>
@@ -1123,7 +1004,7 @@
                 <w:sz w:val="32"/>
                 <w:szCs w:val="40"/>
               </w:rPr>
-              <w:t>)-  E</w:t>
+              <w:t>)-  A</w:t>
             </w:r>
             <w:r>
               <w:rPr>
@@ -1140,92 +1021,7 @@
                 <w:sz w:val="32"/>
                 <w:szCs w:val="40"/>
               </w:rPr>
-              <w:t>ÍxÉërÉÉþxÉÑ ||</w:t>
-            </w:r>
-          </w:p>
-          <w:p>
-            <w:pPr>
-              <w:widowControl w:val="0"/>
-              <w:autoSpaceDE w:val="0"/>
-              <w:autoSpaceDN w:val="0"/>
-              <w:adjustRightInd w:val="0"/>
-              <w:spacing w:line="240" w:lineRule="auto"/>
-              <w:rPr>
-                <w:rFonts w:ascii="BRH Devanagari Extra" w:hAnsi="BRH Devanagari Extra" w:cs="BRH Devanagari Extra"/>
-                <w:color w:val="000000"/>
-                <w:sz w:val="32"/>
-                <w:szCs w:val="40"/>
-              </w:rPr>
-            </w:pPr>
-            <w:r>
-              <w:rPr>
-                <w:rFonts w:ascii="BRH Devanagari Extra" w:hAnsi="BRH Devanagari Extra" w:cs="BRH Devanagari Extra"/>
-                <w:color w:val="000000"/>
-                <w:sz w:val="32"/>
-                <w:szCs w:val="40"/>
-              </w:rPr>
-              <w:t>E</w:t>
-            </w:r>
-            <w:r>
-              <w:rPr>
-                <w:rFonts w:ascii="BRH Malayalam Extra" w:hAnsi="BRH Malayalam Extra" w:cs="BRH Devanagari Extra"/>
-                <w:color w:val="000000"/>
-                <w:szCs w:val="40"/>
-              </w:rPr>
-              <w:t>–</w:t>
-            </w:r>
-            <w:r>
-              <w:rPr>
-                <w:rFonts w:ascii="BRH Devanagari Extra" w:hAnsi="BRH Devanagari Extra" w:cs="BRH Devanagari Extra"/>
-                <w:color w:val="000000"/>
-                <w:sz w:val="32"/>
-                <w:szCs w:val="40"/>
-                <w:highlight w:val="green"/>
-              </w:rPr>
-              <w:t>ÍxÉ</w:t>
-            </w:r>
-            <w:r>
-              <w:rPr>
-                <w:rFonts w:ascii="BRH Devanagari Extra" w:hAnsi="BRH Devanagari Extra" w:cs="BRH Devanagari Extra"/>
-                <w:color w:val="000000"/>
-                <w:sz w:val="32"/>
-                <w:szCs w:val="40"/>
-              </w:rPr>
-              <w:t>ërÉÉ</w:t>
-            </w:r>
-            <w:r>
-              <w:rPr>
-                <w:rFonts w:ascii="BRH Malayalam Extra" w:hAnsi="BRH Malayalam Extra" w:cs="BRH Devanagari Extra"/>
-                <w:color w:val="000000"/>
-                <w:szCs w:val="40"/>
-              </w:rPr>
-              <w:t>–</w:t>
-            </w:r>
-            <w:r>
-              <w:rPr>
-                <w:rFonts w:ascii="BRH Devanagari Extra" w:hAnsi="BRH Devanagari Extra" w:cs="BRH Devanagari Extra"/>
-                <w:color w:val="000000"/>
-                <w:sz w:val="32"/>
-                <w:szCs w:val="40"/>
-              </w:rPr>
-              <w:t>ÎxuÉirÉÑ</w:t>
-            </w:r>
-            <w:r>
-              <w:rPr>
-                <w:rFonts w:ascii="BRH Malayalam Extra" w:hAnsi="BRH Malayalam Extra" w:cs="BRH Devanagari Extra"/>
-                <w:color w:val="000000"/>
-                <w:szCs w:val="40"/>
-              </w:rPr>
-              <w:t>–</w:t>
-            </w:r>
-            <w:r>
-              <w:rPr>
-                <w:rFonts w:ascii="BRH Devanagari Extra" w:hAnsi="BRH Devanagari Extra" w:cs="BRH Devanagari Extra"/>
-                <w:color w:val="000000"/>
-                <w:sz w:val="32"/>
-                <w:szCs w:val="40"/>
-              </w:rPr>
-              <w:t xml:space="preserve">ÍxÉërÉÉþxÉÑ | </w:t>
+              <w:t>xqÉå | ÌuÉµÉÉÿ |</w:t>
             </w:r>
           </w:p>
           <w:p>
@@ -1237,9 +1033,108 @@
               <w:spacing w:before="0" w:line="240" w:lineRule="auto"/>
               <w:rPr>
                 <w:rFonts w:cs="BRH Malayalam Extra"/>
+                <w:color w:val="000000"/>
                 <w:szCs w:val="40"/>
               </w:rPr>
             </w:pPr>
+            <w:r>
+              <w:rPr>
+                <w:rFonts w:ascii="BRH Devanagari Extra" w:hAnsi="BRH Devanagari Extra" w:cs="BRH Devanagari Extra"/>
+                <w:color w:val="000000"/>
+                <w:sz w:val="32"/>
+                <w:szCs w:val="40"/>
+              </w:rPr>
+              <w:t>A</w:t>
+            </w:r>
+            <w:r>
+              <w:rPr>
+                <w:rFonts w:ascii="BRH Malayalam Extra" w:hAnsi="BRH Malayalam Extra" w:cs="BRH Devanagari Extra"/>
+                <w:color w:val="000000"/>
+                <w:szCs w:val="40"/>
+              </w:rPr>
+              <w:t>–</w:t>
+            </w:r>
+            <w:r>
+              <w:rPr>
+                <w:rFonts w:ascii="BRH Devanagari Extra" w:hAnsi="BRH Devanagari Extra" w:cs="BRH Devanagari Extra"/>
+                <w:color w:val="000000"/>
+                <w:sz w:val="32"/>
+                <w:szCs w:val="40"/>
+              </w:rPr>
+              <w:t>xqÉå ÌuÉµÉÉ</w:t>
+            </w:r>
+            <w:r>
+              <w:rPr>
+                <w:rFonts w:ascii="BRH Malayalam Extra" w:hAnsi="BRH Malayalam Extra" w:cs="BRH Devanagari Extra"/>
+                <w:color w:val="000000"/>
+                <w:szCs w:val="40"/>
+              </w:rPr>
+              <w:t>–</w:t>
+            </w:r>
+            <w:r>
+              <w:rPr>
+                <w:rFonts w:ascii="BRH Devanagari Extra" w:hAnsi="BRH Devanagari Extra" w:cs="BRH Devanagari Extra"/>
+                <w:color w:val="000000"/>
+                <w:sz w:val="32"/>
+                <w:szCs w:val="40"/>
+              </w:rPr>
+              <w:t xml:space="preserve"> ÌuÉ</w:t>
+            </w:r>
+            <w:r>
+              <w:rPr>
+                <w:rFonts w:ascii="BRH Devanagari Extra" w:hAnsi="BRH Devanagari Extra" w:cs="BRH Devanagari Extra"/>
+                <w:color w:val="000000"/>
+                <w:sz w:val="32"/>
+                <w:szCs w:val="40"/>
+                <w:highlight w:val="green"/>
+              </w:rPr>
+              <w:t>µÉÉ</w:t>
+            </w:r>
+            <w:r>
+              <w:rPr>
+                <w:rFonts w:ascii="BRH Malayalam Extra" w:hAnsi="BRH Malayalam Extra" w:cs="BRH Devanagari Extra"/>
+                <w:color w:val="000000"/>
+                <w:szCs w:val="40"/>
+                <w:highlight w:val="green"/>
+              </w:rPr>
+              <w:t>–</w:t>
+            </w:r>
+            <w:r>
+              <w:rPr>
+                <w:rFonts w:ascii="BRH Devanagari Extra" w:hAnsi="BRH Devanagari Extra" w:cs="BRH Devanagari Extra"/>
+                <w:color w:val="000000"/>
+                <w:sz w:val="28"/>
+                <w:szCs w:val="28"/>
+                <w:highlight w:val="green"/>
+              </w:rPr>
+              <w:t>Å</w:t>
+            </w:r>
+            <w:r>
+              <w:rPr>
+                <w:rFonts w:ascii="BRH Devanagari Extra" w:hAnsi="BRH Devanagari Extra" w:cs="BRH Devanagari Extra"/>
+                <w:color w:val="000000"/>
+                <w:sz w:val="32"/>
+                <w:szCs w:val="40"/>
+              </w:rPr>
+              <w:t>xqÉå A</w:t>
+            </w:r>
+            <w:r>
+              <w:rPr>
+                <w:rFonts w:ascii="BRH Malayalam Extra" w:hAnsi="BRH Malayalam Extra" w:cs="BRH Devanagari Extra"/>
+                <w:color w:val="000000"/>
+                <w:szCs w:val="40"/>
+              </w:rPr>
+              <w:t>–</w:t>
+            </w:r>
+            <w:r>
+              <w:rPr>
+                <w:rFonts w:ascii="BRH Devanagari Extra" w:hAnsi="BRH Devanagari Extra" w:cs="BRH Devanagari Extra"/>
+                <w:color w:val="000000"/>
+                <w:sz w:val="32"/>
+                <w:szCs w:val="40"/>
+              </w:rPr>
+              <w:t xml:space="preserve">xqÉå ÌuÉµÉÉÿ | </w:t>
+            </w:r>
           </w:p>
         </w:tc>
       </w:tr>
@@ -1257,7 +1152,7 @@
               <w:autoSpaceDE w:val="0"/>
               <w:autoSpaceDN w:val="0"/>
               <w:adjustRightInd w:val="0"/>
-              <w:spacing w:line="240" w:lineRule="auto"/>
+              <w:spacing w:before="0" w:line="240" w:lineRule="auto"/>
               <w:rPr>
                 <w:rFonts w:ascii="BRH Devanagari Extra" w:hAnsi="BRH Devanagari Extra" w:cs="BRH Devanagari Extra"/>
                 <w:color w:val="000000"/>
@@ -1271,6 +1166,66 @@
                 <w:color w:val="000000"/>
                 <w:szCs w:val="40"/>
               </w:rPr>
+              <w:t>81</w:t>
+            </w:r>
+            <w:r>
+              <w:rPr>
+                <w:rFonts w:ascii="BRH Devanagari Extra" w:hAnsi="BRH Devanagari Extra" w:cs="BRH Devanagari Extra"/>
+                <w:color w:val="000000"/>
+                <w:sz w:val="32"/>
+                <w:szCs w:val="40"/>
+              </w:rPr>
+              <w:t>)</w:t>
+            </w:r>
+            <w:r>
+              <w:rPr>
+                <w:rFonts w:ascii="BRH Devanagari Extra" w:hAnsi="BRH Devanagari Extra" w:cs="BRH Devanagari Extra"/>
+                <w:color w:val="000000"/>
+                <w:sz w:val="32"/>
+                <w:szCs w:val="40"/>
+              </w:rPr>
+              <w:tab/>
+            </w:r>
+            <w:r>
+              <w:rPr>
+                <w:rFonts w:cs="BRH Devanagari Extra"/>
+                <w:color w:val="000000"/>
+                <w:szCs w:val="40"/>
+              </w:rPr>
+              <w:t>1</w:t>
+            </w:r>
+            <w:r>
+              <w:rPr>
+                <w:rFonts w:ascii="BRH Devanagari Extra" w:hAnsi="BRH Devanagari Extra" w:cs="BRH Devanagari Extra"/>
+                <w:color w:val="000000"/>
+                <w:sz w:val="32"/>
+                <w:szCs w:val="40"/>
+              </w:rPr>
+              <w:t>.</w:t>
+            </w:r>
+            <w:r>
+              <w:rPr>
+                <w:rFonts w:cs="BRH Devanagari Extra"/>
+                <w:color w:val="000000"/>
+                <w:szCs w:val="40"/>
+              </w:rPr>
+              <w:t>8</w:t>
+            </w:r>
+            <w:r>
+              <w:rPr>
+                <w:rFonts w:ascii="BRH Devanagari Extra" w:hAnsi="BRH Devanagari Extra" w:cs="BRH Devanagari Extra"/>
+                <w:color w:val="000000"/>
+                <w:sz w:val="32"/>
+                <w:szCs w:val="40"/>
+              </w:rPr>
+              <w:t>.</w:t>
+            </w:r>
+            <w:r>
+              <w:rPr>
+                <w:rFonts w:cs="BRH Devanagari Extra"/>
+                <w:color w:val="000000"/>
+                <w:szCs w:val="40"/>
+              </w:rPr>
               <w:t>22</w:t>
             </w:r>
             <w:r>
@@ -1280,118 +1235,58 @@
                 <w:sz w:val="32"/>
                 <w:szCs w:val="40"/>
               </w:rPr>
-              <w:t>)</w:t>
-            </w:r>
-            <w:r>
-              <w:rPr>
-                <w:rFonts w:ascii="BRH Devanagari Extra" w:hAnsi="BRH Devanagari Extra" w:cs="BRH Devanagari Extra"/>
+              <w:t>.</w:t>
+            </w:r>
+            <w:r>
+              <w:rPr>
+                <w:rFonts w:cs="BRH Devanagari Extra"/>
                 <w:color w:val="000000"/>
-                <w:sz w:val="32"/>
-                <w:szCs w:val="40"/>
-              </w:rPr>
-              <w:tab/>
-            </w:r>
-            <w:r>
-              <w:rPr>
-                <w:rFonts w:cs="BRH Devanagari Extra"/>
+                <w:szCs w:val="40"/>
+              </w:rPr>
+              <w:t>5</w:t>
+            </w:r>
+            <w:r>
+              <w:rPr>
+                <w:rFonts w:ascii="BRH Devanagari Extra" w:hAnsi="BRH Devanagari Extra" w:cs="BRH Devanagari Extra"/>
                 <w:color w:val="000000"/>
-                <w:szCs w:val="40"/>
-              </w:rPr>
-              <w:t>1</w:t>
-            </w:r>
-            <w:r>
-              <w:rPr>
-                <w:rFonts w:ascii="BRH Devanagari Extra" w:hAnsi="BRH Devanagari Extra" w:cs="BRH Devanagari Extra"/>
+                <w:sz w:val="32"/>
+                <w:szCs w:val="40"/>
+              </w:rPr>
+              <w:t>(</w:t>
+            </w:r>
+            <w:r>
+              <w:rPr>
+                <w:rFonts w:cs="BRH Devanagari Extra"/>
                 <w:color w:val="000000"/>
-                <w:sz w:val="32"/>
-                <w:szCs w:val="40"/>
-              </w:rPr>
-              <w:t>.</w:t>
-            </w:r>
-            <w:r>
-              <w:rPr>
-                <w:rFonts w:cs="BRH Devanagari Extra"/>
+                <w:szCs w:val="40"/>
+              </w:rPr>
+              <w:t>75</w:t>
+            </w:r>
+            <w:r>
+              <w:rPr>
+                <w:rFonts w:ascii="BRH Devanagari Extra" w:hAnsi="BRH Devanagari Extra" w:cs="BRH Devanagari Extra"/>
                 <w:color w:val="000000"/>
-                <w:szCs w:val="40"/>
-              </w:rPr>
-              <w:t>8</w:t>
-            </w:r>
-            <w:r>
-              <w:rPr>
-                <w:rFonts w:ascii="BRH Devanagari Extra" w:hAnsi="BRH Devanagari Extra" w:cs="BRH Devanagari Extra"/>
+                <w:sz w:val="32"/>
+                <w:szCs w:val="40"/>
+              </w:rPr>
+              <w:t>)-  E</w:t>
+            </w:r>
+            <w:r>
+              <w:rPr>
+                <w:rFonts w:ascii="BRH Malayalam Extra" w:hAnsi="BRH Malayalam Extra" w:cs="BRH Devanagari Extra"/>
                 <w:color w:val="000000"/>
-                <w:sz w:val="32"/>
-                <w:szCs w:val="40"/>
-              </w:rPr>
-              <w:t>.</w:t>
-            </w:r>
-            <w:r>
-              <w:rPr>
-                <w:rFonts w:cs="BRH Devanagari Extra"/>
+                <w:szCs w:val="40"/>
+              </w:rPr>
+              <w:t>–</w:t>
+            </w:r>
+            <w:r>
+              <w:rPr>
+                <w:rFonts w:ascii="BRH Devanagari Extra" w:hAnsi="BRH Devanagari Extra" w:cs="BRH Devanagari Extra"/>
                 <w:color w:val="000000"/>
-                <w:szCs w:val="40"/>
-              </w:rPr>
-              <w:t>3</w:t>
-            </w:r>
-            <w:r>
-              <w:rPr>
-                <w:rFonts w:ascii="BRH Devanagari Extra" w:hAnsi="BRH Devanagari Extra" w:cs="BRH Devanagari Extra"/>
-                <w:color w:val="000000"/>
-                <w:sz w:val="32"/>
-                <w:szCs w:val="40"/>
-              </w:rPr>
-              <w:t>.</w:t>
-            </w:r>
-            <w:r>
-              <w:rPr>
-                <w:rFonts w:cs="BRH Devanagari Extra"/>
-                <w:color w:val="000000"/>
-                <w:szCs w:val="40"/>
-              </w:rPr>
-              <w:t>1</w:t>
-            </w:r>
-            <w:r>
-              <w:rPr>
-                <w:rFonts w:ascii="BRH Devanagari Extra" w:hAnsi="BRH Devanagari Extra" w:cs="BRH Devanagari Extra"/>
-                <w:color w:val="000000"/>
-                <w:sz w:val="32"/>
-                <w:szCs w:val="40"/>
-              </w:rPr>
-              <w:t>(</w:t>
-            </w:r>
-            <w:r>
-              <w:rPr>
-                <w:rFonts w:cs="BRH Devanagari Extra"/>
-                <w:color w:val="000000"/>
-                <w:szCs w:val="40"/>
-              </w:rPr>
-              <w:t>16</w:t>
-            </w:r>
-            <w:r>
-              <w:rPr>
-                <w:rFonts w:ascii="BRH Devanagari Extra" w:hAnsi="BRH Devanagari Extra" w:cs="BRH Devanagari Extra"/>
-                <w:color w:val="000000"/>
-                <w:sz w:val="32"/>
-                <w:szCs w:val="40"/>
-              </w:rPr>
-              <w:t>)-  xÉÑ | lÉ</w:t>
-            </w:r>
-            <w:r>
-              <w:rPr>
-                <w:rFonts w:ascii="BRH Malayalam Extra" w:hAnsi="BRH Malayalam Extra" w:cs="BRH Devanagari Extra"/>
-                <w:color w:val="000000"/>
-                <w:szCs w:val="40"/>
-              </w:rPr>
-              <w:t>–</w:t>
-            </w:r>
-            <w:r>
-              <w:rPr>
-                <w:rFonts w:ascii="BRH Devanagari Extra" w:hAnsi="BRH Devanagari Extra" w:cs="BRH Devanagari Extra"/>
-                <w:color w:val="000000"/>
-                <w:sz w:val="32"/>
-                <w:szCs w:val="40"/>
-              </w:rPr>
-              <w:t xml:space="preserve">È | </w:t>
+                <w:sz w:val="32"/>
+                <w:szCs w:val="40"/>
+              </w:rPr>
+              <w:t>ÍxÉërÉÉþxÉÑ ||</w:t>
             </w:r>
           </w:p>
           <w:p>
@@ -1400,23 +1295,38 @@
               <w:autoSpaceDE w:val="0"/>
               <w:autoSpaceDN w:val="0"/>
               <w:adjustRightInd w:val="0"/>
-              <w:spacing w:line="240" w:lineRule="auto"/>
+              <w:spacing w:before="0" w:line="240" w:lineRule="auto"/>
+              <w:rPr>
+                <w:rFonts w:cs="BRH Malayalam Extra"/>
+                <w:szCs w:val="40"/>
+              </w:rPr>
+            </w:pPr>
+            <w:r>
               <w:rPr>
                 <w:rFonts w:ascii="BRH Devanagari Extra" w:hAnsi="BRH Devanagari Extra" w:cs="BRH Devanagari Extra"/>
                 <w:color w:val="000000"/>
                 <w:sz w:val="32"/>
                 <w:szCs w:val="40"/>
               </w:rPr>
-            </w:pPr>
-            <w:r>
-              <w:rPr>
-                <w:rFonts w:ascii="BRH Devanagari Extra" w:hAnsi="BRH Devanagari Extra" w:cs="BRH Devanagari Extra"/>
+              <w:t>E</w:t>
+            </w:r>
+            <w:r>
+              <w:rPr>
+                <w:rFonts w:ascii="BRH Malayalam Extra" w:hAnsi="BRH Malayalam Extra" w:cs="BRH Devanagari Extra"/>
                 <w:color w:val="000000"/>
+                <w:szCs w:val="40"/>
+              </w:rPr>
+              <w:t>–</w:t>
+            </w:r>
+            <w:r>
+              <w:rPr>
+                <w:rFonts w:ascii="BRH Devanagari Extra" w:hAnsi="BRH Devanagari Extra" w:cs="BRH Devanagari Extra"/>
+                <w:color w:val="000000"/>
                 <w:sz w:val="32"/>
                 <w:szCs w:val="40"/>
                 <w:highlight w:val="yellow"/>
               </w:rPr>
-              <w:t>xÉÑ</w:t>
+              <w:t>ÍxÉ</w:t>
             </w:r>
             <w:r>
               <w:rPr>
@@ -1425,7 +1335,7 @@
                 <w:sz w:val="32"/>
                 <w:szCs w:val="40"/>
               </w:rPr>
-              <w:t xml:space="preserve"> lÉÉåþ lÉ</w:t>
+              <w:t>ë</w:t>
             </w:r>
             <w:r>
               <w:rPr>
@@ -1442,17 +1352,15 @@
                 <w:sz w:val="32"/>
                 <w:szCs w:val="40"/>
               </w:rPr>
-              <w:t xml:space="preserve">È xÉÑ </w:t>
-            </w:r>
-            <w:r>
-              <w:rPr>
-                <w:rFonts w:ascii="BRH Devanagari Extra" w:hAnsi="BRH Devanagari Extra" w:cs="BRH Devanagari Extra"/>
+              <w:t>rÉÉ</w:t>
+            </w:r>
+            <w:r>
+              <w:rPr>
+                <w:rFonts w:ascii="BRH Malayalam Extra" w:hAnsi="BRH Malayalam Extra" w:cs="BRH Devanagari Extra"/>
                 <w:color w:val="000000"/>
-                <w:sz w:val="32"/>
-                <w:szCs w:val="40"/>
-                <w:highlight w:val="yellow"/>
-              </w:rPr>
-              <w:t>xÉ</w:t>
+                <w:szCs w:val="40"/>
+              </w:rPr>
+              <w:t>–</w:t>
             </w:r>
             <w:r>
               <w:rPr>
@@ -1461,22 +1369,25 @@
                 <w:sz w:val="32"/>
                 <w:szCs w:val="40"/>
               </w:rPr>
-              <w:t xml:space="preserve">Ñ lÉþÈ | </w:t>
-            </w:r>
-          </w:p>
-          <w:p>
-            <w:pPr>
-              <w:widowControl w:val="0"/>
-              <w:autoSpaceDE w:val="0"/>
-              <w:autoSpaceDN w:val="0"/>
-              <w:adjustRightInd w:val="0"/>
-              <w:spacing w:line="240" w:lineRule="auto"/>
-              <w:rPr>
-                <w:rFonts w:cs="BRH Devanagari Extra"/>
+              <w:t>ÎxuÉirÉÑ</w:t>
+            </w:r>
+            <w:r>
+              <w:rPr>
+                <w:rFonts w:ascii="BRH Malayalam Extra" w:hAnsi="BRH Malayalam Extra" w:cs="BRH Devanagari Extra"/>
                 <w:color w:val="000000"/>
                 <w:szCs w:val="40"/>
               </w:rPr>
-            </w:pPr>
+              <w:t>–</w:t>
+            </w:r>
+            <w:r>
+              <w:rPr>
+                <w:rFonts w:ascii="BRH Devanagari Extra" w:hAnsi="BRH Devanagari Extra" w:cs="BRH Devanagari Extra"/>
+                <w:color w:val="000000"/>
+                <w:sz w:val="32"/>
+                <w:szCs w:val="40"/>
+              </w:rPr>
+              <w:t xml:space="preserve">ÍxÉërÉÉþxÉÑ | </w:t>
+            </w:r>
           </w:p>
         </w:tc>
         <w:tc>
@@ -1489,7 +1400,7 @@
               <w:autoSpaceDE w:val="0"/>
               <w:autoSpaceDN w:val="0"/>
               <w:adjustRightInd w:val="0"/>
-              <w:spacing w:line="240" w:lineRule="auto"/>
+              <w:spacing w:before="0" w:line="240" w:lineRule="auto"/>
               <w:rPr>
                 <w:rFonts w:ascii="BRH Devanagari Extra" w:hAnsi="BRH Devanagari Extra" w:cs="BRH Devanagari Extra"/>
                 <w:color w:val="000000"/>
@@ -1503,6 +1414,66 @@
                 <w:color w:val="000000"/>
                 <w:szCs w:val="40"/>
               </w:rPr>
+              <w:t>81</w:t>
+            </w:r>
+            <w:r>
+              <w:rPr>
+                <w:rFonts w:ascii="BRH Devanagari Extra" w:hAnsi="BRH Devanagari Extra" w:cs="BRH Devanagari Extra"/>
+                <w:color w:val="000000"/>
+                <w:sz w:val="32"/>
+                <w:szCs w:val="40"/>
+              </w:rPr>
+              <w:t>)</w:t>
+            </w:r>
+            <w:r>
+              <w:rPr>
+                <w:rFonts w:ascii="BRH Devanagari Extra" w:hAnsi="BRH Devanagari Extra" w:cs="BRH Devanagari Extra"/>
+                <w:color w:val="000000"/>
+                <w:sz w:val="32"/>
+                <w:szCs w:val="40"/>
+              </w:rPr>
+              <w:tab/>
+            </w:r>
+            <w:r>
+              <w:rPr>
+                <w:rFonts w:cs="BRH Devanagari Extra"/>
+                <w:color w:val="000000"/>
+                <w:szCs w:val="40"/>
+              </w:rPr>
+              <w:t>1</w:t>
+            </w:r>
+            <w:r>
+              <w:rPr>
+                <w:rFonts w:ascii="BRH Devanagari Extra" w:hAnsi="BRH Devanagari Extra" w:cs="BRH Devanagari Extra"/>
+                <w:color w:val="000000"/>
+                <w:sz w:val="32"/>
+                <w:szCs w:val="40"/>
+              </w:rPr>
+              <w:t>.</w:t>
+            </w:r>
+            <w:r>
+              <w:rPr>
+                <w:rFonts w:cs="BRH Devanagari Extra"/>
+                <w:color w:val="000000"/>
+                <w:szCs w:val="40"/>
+              </w:rPr>
+              <w:t>8</w:t>
+            </w:r>
+            <w:r>
+              <w:rPr>
+                <w:rFonts w:ascii="BRH Devanagari Extra" w:hAnsi="BRH Devanagari Extra" w:cs="BRH Devanagari Extra"/>
+                <w:color w:val="000000"/>
+                <w:sz w:val="32"/>
+                <w:szCs w:val="40"/>
+              </w:rPr>
+              <w:t>.</w:t>
+            </w:r>
+            <w:r>
+              <w:rPr>
+                <w:rFonts w:cs="BRH Devanagari Extra"/>
+                <w:color w:val="000000"/>
+                <w:szCs w:val="40"/>
+              </w:rPr>
               <w:t>22</w:t>
             </w:r>
             <w:r>
@@ -1512,118 +1483,58 @@
                 <w:sz w:val="32"/>
                 <w:szCs w:val="40"/>
               </w:rPr>
-              <w:t>)</w:t>
-            </w:r>
-            <w:r>
-              <w:rPr>
-                <w:rFonts w:ascii="BRH Devanagari Extra" w:hAnsi="BRH Devanagari Extra" w:cs="BRH Devanagari Extra"/>
+              <w:t>.</w:t>
+            </w:r>
+            <w:r>
+              <w:rPr>
+                <w:rFonts w:cs="BRH Devanagari Extra"/>
                 <w:color w:val="000000"/>
-                <w:sz w:val="32"/>
-                <w:szCs w:val="40"/>
-              </w:rPr>
-              <w:tab/>
-            </w:r>
-            <w:r>
-              <w:rPr>
-                <w:rFonts w:cs="BRH Devanagari Extra"/>
+                <w:szCs w:val="40"/>
+              </w:rPr>
+              <w:t>5</w:t>
+            </w:r>
+            <w:r>
+              <w:rPr>
+                <w:rFonts w:ascii="BRH Devanagari Extra" w:hAnsi="BRH Devanagari Extra" w:cs="BRH Devanagari Extra"/>
                 <w:color w:val="000000"/>
-                <w:szCs w:val="40"/>
-              </w:rPr>
-              <w:t>1</w:t>
-            </w:r>
-            <w:r>
-              <w:rPr>
-                <w:rFonts w:ascii="BRH Devanagari Extra" w:hAnsi="BRH Devanagari Extra" w:cs="BRH Devanagari Extra"/>
+                <w:sz w:val="32"/>
+                <w:szCs w:val="40"/>
+              </w:rPr>
+              <w:t>(</w:t>
+            </w:r>
+            <w:r>
+              <w:rPr>
+                <w:rFonts w:cs="BRH Devanagari Extra"/>
                 <w:color w:val="000000"/>
-                <w:sz w:val="32"/>
-                <w:szCs w:val="40"/>
-              </w:rPr>
-              <w:t>.</w:t>
-            </w:r>
-            <w:r>
-              <w:rPr>
-                <w:rFonts w:cs="BRH Devanagari Extra"/>
+                <w:szCs w:val="40"/>
+              </w:rPr>
+              <w:t>75</w:t>
+            </w:r>
+            <w:r>
+              <w:rPr>
+                <w:rFonts w:ascii="BRH Devanagari Extra" w:hAnsi="BRH Devanagari Extra" w:cs="BRH Devanagari Extra"/>
                 <w:color w:val="000000"/>
-                <w:szCs w:val="40"/>
-              </w:rPr>
-              <w:t>8</w:t>
-            </w:r>
-            <w:r>
-              <w:rPr>
-                <w:rFonts w:ascii="BRH Devanagari Extra" w:hAnsi="BRH Devanagari Extra" w:cs="BRH Devanagari Extra"/>
+                <w:sz w:val="32"/>
+                <w:szCs w:val="40"/>
+              </w:rPr>
+              <w:t>)-  E</w:t>
+            </w:r>
+            <w:r>
+              <w:rPr>
+                <w:rFonts w:ascii="BRH Malayalam Extra" w:hAnsi="BRH Malayalam Extra" w:cs="BRH Devanagari Extra"/>
                 <w:color w:val="000000"/>
-                <w:sz w:val="32"/>
-                <w:szCs w:val="40"/>
-              </w:rPr>
-              <w:t>.</w:t>
-            </w:r>
-            <w:r>
-              <w:rPr>
-                <w:rFonts w:cs="BRH Devanagari Extra"/>
+                <w:szCs w:val="40"/>
+              </w:rPr>
+              <w:t>–</w:t>
+            </w:r>
+            <w:r>
+              <w:rPr>
+                <w:rFonts w:ascii="BRH Devanagari Extra" w:hAnsi="BRH Devanagari Extra" w:cs="BRH Devanagari Extra"/>
                 <w:color w:val="000000"/>
-                <w:szCs w:val="40"/>
-              </w:rPr>
-              <w:t>3</w:t>
-            </w:r>
-            <w:r>
-              <w:rPr>
-                <w:rFonts w:ascii="BRH Devanagari Extra" w:hAnsi="BRH Devanagari Extra" w:cs="BRH Devanagari Extra"/>
-                <w:color w:val="000000"/>
-                <w:sz w:val="32"/>
-                <w:szCs w:val="40"/>
-              </w:rPr>
-              <w:t>.</w:t>
-            </w:r>
-            <w:r>
-              <w:rPr>
-                <w:rFonts w:cs="BRH Devanagari Extra"/>
-                <w:color w:val="000000"/>
-                <w:szCs w:val="40"/>
-              </w:rPr>
-              <w:t>1</w:t>
-            </w:r>
-            <w:r>
-              <w:rPr>
-                <w:rFonts w:ascii="BRH Devanagari Extra" w:hAnsi="BRH Devanagari Extra" w:cs="BRH Devanagari Extra"/>
-                <w:color w:val="000000"/>
-                <w:sz w:val="32"/>
-                <w:szCs w:val="40"/>
-              </w:rPr>
-              <w:t>(</w:t>
-            </w:r>
-            <w:r>
-              <w:rPr>
-                <w:rFonts w:cs="BRH Devanagari Extra"/>
-                <w:color w:val="000000"/>
-                <w:szCs w:val="40"/>
-              </w:rPr>
-              <w:t>16</w:t>
-            </w:r>
-            <w:r>
-              <w:rPr>
-                <w:rFonts w:ascii="BRH Devanagari Extra" w:hAnsi="BRH Devanagari Extra" w:cs="BRH Devanagari Extra"/>
-                <w:color w:val="000000"/>
-                <w:sz w:val="32"/>
-                <w:szCs w:val="40"/>
-              </w:rPr>
-              <w:t>)-  xÉÑ | lÉ</w:t>
-            </w:r>
-            <w:r>
-              <w:rPr>
-                <w:rFonts w:ascii="BRH Malayalam Extra" w:hAnsi="BRH Malayalam Extra" w:cs="BRH Devanagari Extra"/>
-                <w:color w:val="000000"/>
-                <w:szCs w:val="40"/>
-              </w:rPr>
-              <w:t>–</w:t>
-            </w:r>
-            <w:r>
-              <w:rPr>
-                <w:rFonts w:ascii="BRH Devanagari Extra" w:hAnsi="BRH Devanagari Extra" w:cs="BRH Devanagari Extra"/>
-                <w:color w:val="000000"/>
-                <w:sz w:val="32"/>
-                <w:szCs w:val="40"/>
-              </w:rPr>
-              <w:t xml:space="preserve">È | </w:t>
+                <w:sz w:val="32"/>
+                <w:szCs w:val="40"/>
+              </w:rPr>
+              <w:t>ÍxÉërÉÉþxÉÑ ||</w:t>
             </w:r>
           </w:p>
           <w:p>
@@ -1632,23 +1543,38 @@
               <w:autoSpaceDE w:val="0"/>
               <w:autoSpaceDN w:val="0"/>
               <w:adjustRightInd w:val="0"/>
-              <w:spacing w:line="240" w:lineRule="auto"/>
+              <w:spacing w:before="0" w:line="240" w:lineRule="auto"/>
+              <w:rPr>
+                <w:rFonts w:cs="BRH Malayalam Extra"/>
+                <w:szCs w:val="40"/>
+              </w:rPr>
+            </w:pPr>
+            <w:r>
               <w:rPr>
                 <w:rFonts w:ascii="BRH Devanagari Extra" w:hAnsi="BRH Devanagari Extra" w:cs="BRH Devanagari Extra"/>
                 <w:color w:val="000000"/>
                 <w:sz w:val="32"/>
                 <w:szCs w:val="40"/>
               </w:rPr>
-            </w:pPr>
-            <w:r>
-              <w:rPr>
-                <w:rFonts w:ascii="BRH Devanagari Extra" w:hAnsi="BRH Devanagari Extra" w:cs="BRH Devanagari Extra"/>
+              <w:t>E</w:t>
+            </w:r>
+            <w:r>
+              <w:rPr>
+                <w:rFonts w:ascii="BRH Malayalam Extra" w:hAnsi="BRH Malayalam Extra" w:cs="BRH Devanagari Extra"/>
                 <w:color w:val="000000"/>
+                <w:szCs w:val="40"/>
+              </w:rPr>
+              <w:t>–</w:t>
+            </w:r>
+            <w:r>
+              <w:rPr>
+                <w:rFonts w:ascii="BRH Devanagari Extra" w:hAnsi="BRH Devanagari Extra" w:cs="BRH Devanagari Extra"/>
+                <w:color w:val="000000"/>
                 <w:sz w:val="32"/>
                 <w:szCs w:val="40"/>
                 <w:highlight w:val="green"/>
               </w:rPr>
-              <w:t>xÉÔ</w:t>
+              <w:t>ÍxÉ</w:t>
             </w:r>
             <w:r>
               <w:rPr>
@@ -1657,7 +1583,7 @@
                 <w:sz w:val="32"/>
                 <w:szCs w:val="40"/>
               </w:rPr>
-              <w:t xml:space="preserve"> lÉÉåþ lÉ</w:t>
+              <w:t>ërÉÉ</w:t>
             </w:r>
             <w:r>
               <w:rPr>
@@ -1674,17 +1600,15 @@
                 <w:sz w:val="32"/>
                 <w:szCs w:val="40"/>
               </w:rPr>
-              <w:t xml:space="preserve">È xÉÑ </w:t>
-            </w:r>
-            <w:r>
-              <w:rPr>
-                <w:rFonts w:ascii="BRH Devanagari Extra" w:hAnsi="BRH Devanagari Extra" w:cs="BRH Devanagari Extra"/>
+              <w:t>ÎxuÉirÉÑ</w:t>
+            </w:r>
+            <w:r>
+              <w:rPr>
+                <w:rFonts w:ascii="BRH Malayalam Extra" w:hAnsi="BRH Malayalam Extra" w:cs="BRH Devanagari Extra"/>
                 <w:color w:val="000000"/>
-                <w:sz w:val="32"/>
-                <w:szCs w:val="40"/>
-                <w:highlight w:val="green"/>
-              </w:rPr>
-              <w:t>xÉÔ</w:t>
+                <w:szCs w:val="40"/>
+              </w:rPr>
+              <w:t>–</w:t>
             </w:r>
             <w:r>
               <w:rPr>
@@ -1693,22 +1617,8 @@
                 <w:sz w:val="32"/>
                 <w:szCs w:val="40"/>
               </w:rPr>
-              <w:t xml:space="preserve"> lÉþÈ | </w:t>
-            </w:r>
-          </w:p>
-          <w:p>
-            <w:pPr>
-              <w:widowControl w:val="0"/>
-              <w:autoSpaceDE w:val="0"/>
-              <w:autoSpaceDN w:val="0"/>
-              <w:adjustRightInd w:val="0"/>
-              <w:spacing w:line="240" w:lineRule="auto"/>
-              <w:rPr>
-                <w:rFonts w:cs="BRH Devanagari Extra"/>
-                <w:color w:val="000000"/>
-                <w:szCs w:val="40"/>
-              </w:rPr>
-            </w:pPr>
+              <w:t xml:space="preserve">ÍxÉërÉÉþxÉÑ | </w:t>
+            </w:r>
           </w:p>
         </w:tc>
       </w:tr>
@@ -1977,7 +1887,6 @@
                 <w:rFonts w:cs="BRH Devanagari Extra"/>
                 <w:szCs w:val="40"/>
               </w:rPr>
-              <w:lastRenderedPageBreak/>
               <w:t>15</w:t>
             </w:r>
             <w:r>
@@ -2410,6 +2319,7 @@
                 <w:sz w:val="32"/>
                 <w:szCs w:val="40"/>
               </w:rPr>
+              <w:lastRenderedPageBreak/>
               <w:t>lÉæ</w:t>
             </w:r>
             <w:r>
@@ -2543,6 +2453,7 @@
                 <w:rFonts w:cs="BRH Devanagari Extra"/>
                 <w:szCs w:val="40"/>
               </w:rPr>
+              <w:lastRenderedPageBreak/>
               <w:t>15</w:t>
             </w:r>
             <w:r>
@@ -2976,6 +2887,7 @@
                 <w:sz w:val="32"/>
                 <w:szCs w:val="40"/>
               </w:rPr>
+              <w:lastRenderedPageBreak/>
               <w:t>lÉæ</w:t>
             </w:r>
             <w:r>
@@ -3135,6 +3047,7 @@
                 <w:rFonts w:cs="BRH Devanagari Extra"/>
                 <w:szCs w:val="40"/>
               </w:rPr>
+              <w:lastRenderedPageBreak/>
               <w:t>12</w:t>
             </w:r>
             <w:r>
@@ -4760,7 +4673,6 @@
                 <w:rFonts w:cs="BRH Devanagari Extra"/>
                 <w:szCs w:val="40"/>
               </w:rPr>
-              <w:lastRenderedPageBreak/>
               <w:t>32</w:t>
             </w:r>
             <w:r>
@@ -5009,7 +4921,6 @@
                 <w:rFonts w:cs="BRH Devanagari Extra"/>
                 <w:szCs w:val="40"/>
               </w:rPr>
-              <w:lastRenderedPageBreak/>
               <w:t>30</w:t>
             </w:r>
             <w:r>
@@ -5525,7 +5436,6 @@
                 <w:rFonts w:cs="BRH Devanagari Extra"/>
                 <w:szCs w:val="40"/>
               </w:rPr>
-              <w:lastRenderedPageBreak/>
               <w:t>32</w:t>
             </w:r>
             <w:r>
@@ -8505,7 +8415,6 @@
                 <w:rFonts w:cs="BRH Devanagari Extra"/>
                 <w:szCs w:val="40"/>
               </w:rPr>
-              <w:lastRenderedPageBreak/>
               <w:t>41</w:t>
             </w:r>
             <w:r>
@@ -8777,6 +8686,7 @@
                 <w:rFonts w:cs="BRH Devanagari Extra"/>
                 <w:szCs w:val="40"/>
               </w:rPr>
+              <w:lastRenderedPageBreak/>
               <w:t>42</w:t>
             </w:r>
             <w:r>
@@ -9132,6 +9042,7 @@
                 <w:rFonts w:cs="BRH Devanagari Extra"/>
                 <w:szCs w:val="40"/>
               </w:rPr>
+              <w:lastRenderedPageBreak/>
               <w:t>41</w:t>
             </w:r>
             <w:r>
@@ -9403,6 +9314,7 @@
                 <w:rFonts w:cs="BRH Devanagari Extra"/>
                 <w:szCs w:val="40"/>
               </w:rPr>
+              <w:lastRenderedPageBreak/>
               <w:t>42</w:t>
             </w:r>
             <w:r>
@@ -9763,6 +9675,7 @@
                 <w:rFonts w:cs="BRH Devanagari Extra"/>
                 <w:szCs w:val="40"/>
               </w:rPr>
+              <w:lastRenderedPageBreak/>
               <w:t>28</w:t>
             </w:r>
             <w:r>
@@ -11231,7 +11144,6 @@
                 <w:sz w:val="32"/>
                 <w:szCs w:val="40"/>
               </w:rPr>
-              <w:lastRenderedPageBreak/>
               <w:t>A</w:t>
             </w:r>
             <w:r>
@@ -11558,6 +11470,7 @@
                 <w:sz w:val="32"/>
                 <w:szCs w:val="40"/>
               </w:rPr>
+              <w:lastRenderedPageBreak/>
               <w:t>A</w:t>
             </w:r>
             <w:r>
@@ -12370,7 +12283,6 @@
                 <w:sz w:val="32"/>
                 <w:szCs w:val="40"/>
               </w:rPr>
-              <w:lastRenderedPageBreak/>
               <w:t>A</w:t>
             </w:r>
             <w:r>
@@ -12761,6 +12673,7 @@
                 <w:szCs w:val="40"/>
                 <w:lang w:val="it-IT"/>
               </w:rPr>
+              <w:lastRenderedPageBreak/>
               <w:t>A</w:t>
             </w:r>
             <w:r>
@@ -15926,7 +15839,6 @@
                 <w:szCs w:val="40"/>
                 <w:lang w:val="it-IT"/>
               </w:rPr>
-              <w:lastRenderedPageBreak/>
               <w:t>xÉÉåqÉÉþÂ</w:t>
             </w:r>
             <w:r>
@@ -16029,7 +15941,6 @@
                 <w:szCs w:val="40"/>
                 <w:lang w:val="it-IT"/>
               </w:rPr>
-              <w:lastRenderedPageBreak/>
               <w:t>7</w:t>
             </w:r>
             <w:r>
@@ -16445,7 +16356,6 @@
                 <w:szCs w:val="40"/>
                 <w:lang w:val="it-IT"/>
               </w:rPr>
-              <w:lastRenderedPageBreak/>
               <w:t>xÉÉåqÉÉþÂ</w:t>
             </w:r>
             <w:r>
